--- a/klagomål/Aspmyrbäcken FSC-klagomål.docx
+++ b/klagomål/Aspmyrbäcken FSC-klagomål.docx
@@ -1,6 +1,6 @@
 
 <file path=word/document.xml><?xml version="1.0" encoding="utf-8"?>
-<w:document xmlns:wpc="http://schemas.microsoft.com/office/word/2010/wordprocessingCanvas" xmlns:cx="http://schemas.microsoft.com/office/drawing/2014/chartex" xmlns:cx1="http://schemas.microsoft.com/office/drawing/2015/9/8/chartex" xmlns:cx2="http://schemas.microsoft.com/office/drawing/2015/10/21/chartex" xmlns:cx3="http://schemas.microsoft.com/office/drawing/2016/5/9/chartex" xmlns:cx4="http://schemas.microsoft.com/office/drawing/2016/5/10/chartex" xmlns:cx5="http://schemas.microsoft.com/office/drawing/2016/5/11/chartex" xmlns:cx6="http://schemas.microsoft.com/office/drawing/2016/5/12/chartex" xmlns:cx7="http://schemas.microsoft.com/office/drawing/2016/5/13/chartex" xmlns:cx8="http://schemas.microsoft.com/office/drawing/2016/5/14/chartex" xmlns:mc="http://schemas.openxmlformats.org/markup-compatibility/2006" xmlns:aink="http://schemas.microsoft.com/office/drawing/2016/ink" xmlns:am3d="http://schemas.microsoft.com/office/drawing/2017/model3d" xmlns:o="urn:schemas-microsoft-com:office:office" xmlns:oel="http://schemas.microsoft.com/office/2019/extlst" xmlns:r="http://schemas.openxmlformats.org/officeDocument/2006/relationships" xmlns:m="http://schemas.openxmlformats.org/officeDocument/2006/math" xmlns:v="urn:schemas-microsoft-com:vml" xmlns:wp14="http://schemas.microsoft.com/office/word/2010/wordprocessingDrawing" xmlns:wp="http://schemas.openxmlformats.org/drawingml/2006/wordprocessingDrawing" xmlns:w10="urn:schemas-microsoft-com:office:word" xmlns:w="http://schemas.openxmlformats.org/wordprocessingml/2006/main" xmlns:w14="http://schemas.microsoft.com/office/word/2010/wordml" xmlns:w15="http://schemas.microsoft.com/office/word/2012/wordml" xmlns:w16cex="http://schemas.microsoft.com/office/word/2018/wordml/cex" xmlns:w16cid="http://schemas.microsoft.com/office/word/2016/wordml/cid" xmlns:w16="http://schemas.microsoft.com/office/word/2018/wordml" xmlns:w16sdtdh="http://schemas.microsoft.com/office/word/2020/wordml/sdtdatahash" xmlns:w16se="http://schemas.microsoft.com/office/word/2015/wordml/symex" xmlns:wpg="http://schemas.microsoft.com/office/word/2010/wordprocessingGroup" xmlns:wpi="http://schemas.microsoft.com/office/word/2010/wordprocessingInk" xmlns:wne="http://schemas.microsoft.com/office/word/2006/wordml" xmlns:wps="http://schemas.microsoft.com/office/word/2010/wordprocessingShape" mc:Ignorable="w14 w15 w16se w16cid w16 w16cex w16sdtdh wp14">
+<w:document xmlns:wpc="http://schemas.microsoft.com/office/word/2010/wordprocessingCanvas" xmlns:cx="http://schemas.microsoft.com/office/drawing/2014/chartex" xmlns:cx1="http://schemas.microsoft.com/office/drawing/2015/9/8/chartex" xmlns:cx2="http://schemas.microsoft.com/office/drawing/2015/10/21/chartex" xmlns:cx3="http://schemas.microsoft.com/office/drawing/2016/5/9/chartex" xmlns:cx4="http://schemas.microsoft.com/office/drawing/2016/5/10/chartex" xmlns:cx5="http://schemas.microsoft.com/office/drawing/2016/5/11/chartex" xmlns:cx6="http://schemas.microsoft.com/office/drawing/2016/5/12/chartex" xmlns:cx7="http://schemas.microsoft.com/office/drawing/2016/5/13/chartex" xmlns:cx8="http://schemas.microsoft.com/office/drawing/2016/5/14/chartex" xmlns:mc="http://schemas.openxmlformats.org/markup-compatibility/2006" xmlns:aink="http://schemas.microsoft.com/office/drawing/2016/ink" xmlns:am3d="http://schemas.microsoft.com/office/drawing/2017/model3d" xmlns:o="urn:schemas-microsoft-com:office:office" xmlns:oel="http://schemas.microsoft.com/office/2019/extlst" xmlns:r="http://schemas.openxmlformats.org/officeDocument/2006/relationships" xmlns:m="http://schemas.openxmlformats.org/officeDocument/2006/math" xmlns:v="urn:schemas-microsoft-com:vml" xmlns:wp14="http://schemas.microsoft.com/office/word/2010/wordprocessingDrawing" xmlns:wp="http://schemas.openxmlformats.org/drawingml/2006/wordprocessingDrawing" xmlns:w10="urn:schemas-microsoft-com:office:word" xmlns:w="http://schemas.openxmlformats.org/wordprocessingml/2006/main" xmlns:w14="http://schemas.microsoft.com/office/word/2010/wordml" xmlns:w15="http://schemas.microsoft.com/office/word/2012/wordml" xmlns:w16cex="http://schemas.microsoft.com/office/word/2018/wordml/cex" xmlns:w16cid="http://schemas.microsoft.com/office/word/2016/wordml/cid" xmlns:w16="http://schemas.microsoft.com/office/word/2018/wordml" xmlns:w16du="http://schemas.microsoft.com/office/word/2023/wordml/word16du" xmlns:w16sdtdh="http://schemas.microsoft.com/office/word/2020/wordml/sdtdatahash" xmlns:w16sdtfl="http://schemas.microsoft.com/office/word/2024/wordml/sdtformatlock" xmlns:w16se="http://schemas.microsoft.com/office/word/2015/wordml/symex" xmlns:wpg="http://schemas.microsoft.com/office/word/2010/wordprocessingGroup" xmlns:wpi="http://schemas.microsoft.com/office/word/2010/wordprocessingInk" xmlns:wne="http://schemas.microsoft.com/office/word/2006/wordml" xmlns:wps="http://schemas.microsoft.com/office/word/2010/wordprocessingShape" mc:Ignorable="w14 w15 w16se w16cid w16 w16cex w16sdtdh w16sdtfl w16du wp14">
   <w:body>
     <w:p>
       <w:r>
@@ -112,7 +112,7 @@
         <w:pStyle w:val="ListBullet"/>
       </w:pPr>
       <w:r>
-        <w:t>Om ett ombud (tex Norra skog eller Mellanskog) avverkningsanmäler en skog med naturvärden motsvarande nyckelbiotops kvalité men markägaren inte är FSC certifierad, bör du skicka in ett FSC kontrollerat virke klagomål. Då ska klagomålet skickas till ombudsföretaget.</w:t>
+        <w:t>Om ett ombud (tex Norra skog eller Mellanskog) avverkningsanmäler en skog med naturvärden motsvarande nyckelbiotops kvalitet men markägaren inte är FSC certifierad, bör du skicka in ett FSC kontrollerat virke klagomål. Då ska klagomålet skickas till ombudsföretaget.</w:t>
       </w:r>
     </w:p>
     <w:p>
@@ -168,35 +168,7 @@
     </w:p>
     <w:p>
       <w:r>
-        <w:t>Detta dokument behandlar höga naturvärden i avverkningsanmälan Aspmyrbäcken i Bjurholms kommun. Denna avverkningsanmälan inkom 2025-08-02 och omfattar 356,4 ha.</w:t>
-      </w:r>
-    </w:p>
-    <w:p>
-      <w:r>
-        <w:t>Nedan presenteras fynd av naturvårdsarter och fridlysta arter som gjorts i det avverkningsanmälda området, samt relevanta utdrag ur standarderna för FSC, Chain of Custody, Controlled Wood och PEFC. I BILAGA 1 finns artfakta om fridlysta och rödlistade arter.</w:t>
-      </w:r>
-    </w:p>
-    <w:p>
-      <w:r>
-        <w:t>Vi förväntar oss att ni återkommer med ett skriftligt svar på vårt klagomål och även beskriver vilka korrigerande åtgärder ni satt in för att rätta till identifierade brister i er efterlevnad av den svenska FSC standarden.</w:t>
-      </w:r>
-    </w:p>
-    <w:p>
-      <w:pPr>
-        <w:pStyle w:val="Heading1"/>
-      </w:pPr>
-      <w:r>
-        <w:t>Naturvårdsarter</w:t>
-      </w:r>
-    </w:p>
-    <w:p>
-      <w:r>
-        <w:t>I avverkningsanmälan har följande 16 naturvårdsarter hittats: lappticka (VU), ostticka (VU), rynkskinn (VU), doftskinn (NT), garnlav (NT), granticka (NT), lunglav (NT), rosenticka (NT), skrovellav (NT), tretåig hackspett (NT, §4), ullticka (NT), violmussling (NT), bollvitmossa (S), skinnlav (S), stuplav (S) och trådticka (S). Av dessa är 12 rödlistade. För rödlistade arter har rödlistekategorin angivits inom parentes. Arter som är signalarter enligt Skogsstyrelsen har markerats med (S). För fridlysta arter anges även paragrafen i Artskyddsförordningen som arten är fridlyst enligt.</w:t>
-      </w:r>
-    </w:p>
-    <w:p>
-      <w:r>
-        <w:t>De påträffade naturvårdsarterna är ett tydligt kvitto på att detta rör sig om en skog med höga naturvärden. I Figur 1 visas en karta över det avverkningsanmälda området, där samtliga fyndplatser för naturvårdsarter som finns registrerade på Artportalen har markerats.</w:t>
+        <w:t>Detta klagomål behandlar höga naturvärden i avverkningsanmälan Aspmyrbäcken i Bjurholms kommun som inkom 2026-07-12 och omfattar 356,4 ha.</w:t>
       </w:r>
     </w:p>
     <w:p>
@@ -206,7 +178,7 @@
       <w:r>
         <w:drawing>
           <wp:inline xmlns:a="http://schemas.openxmlformats.org/drawingml/2006/main" xmlns:pic="http://schemas.openxmlformats.org/drawingml/2006/picture">
-            <wp:extent cx="5486400" cy="5794116"/>
+            <wp:extent cx="5486400" cy="5558992"/>
             <wp:docPr id="1" name="Picture 1"/>
             <wp:cNvGraphicFramePr>
               <a:graphicFrameLocks noChangeAspect="1"/>
@@ -227,7 +199,7 @@
                   <pic:spPr>
                     <a:xfrm>
                       <a:off x="0" y="0"/>
-                      <a:ext cx="5486400" cy="5794116"/>
+                      <a:ext cx="5486400" cy="5558992"/>
                     </a:xfrm>
                     <a:prstGeom prst="rect"/>
                   </pic:spPr>
@@ -241,253 +213,25 @@
     <w:p>
       <w:pPr>
         <w:pStyle w:val="Caption"/>
+        <w:spacing w:after="240"/>
       </w:pPr>
       <w:r>
-        <w:t>Figur 1. Fyndplatser för naturvårdsarter i det avverkningsanmälda området (röd linje). Markörer utan svart kant är placerade på fyndplatsen. Markörer med svart kant är placerade vid sidan av fyndplatsen och har ett svart streck som visar fyndplatsens exakta position. Kartans mittpunktskoordinat är N 7133690, E 666203 i SWEREF 99 TM.</w:t>
+        <w:t>Figur 1. Fyndplatser för naturvårdsarter i avverkningsanmälan. Markörer utan svart kant är placerade på fyndplatsen. Markörer med svart kant är placerade vid sidan av fyndplatsen har ett svart streck som visar fyndplatsens exakta position. Kartans mittpunktskoordinat är N 7133690, E 666203 i SWEREF 99 TM.</w:t>
       </w:r>
     </w:p>
     <w:p>
       <w:r>
-        <w:rPr>
-          <w:b/>
-        </w:rPr>
-        <w:t xml:space="preserve">Bollvitmossa </w:t>
-      </w:r>
-      <w:r>
-        <w:t>är en bra signalart inom hela sitt utbredningsområde. Vanligast är den i naturvårdsintressanta tallsumpskogar. Även gransumpskogar med bollvitmossa har normalt höga naturvärden. Arten indikerar skogsmark med stabila hydrologiska förhållanden och sannolikt även lång skoglig kontinuitet (Nitare &amp; Skogsstyrelsen, 2019).</w:t>
+        <w:t>I avverkningsanmälan finns fynd av 18 naturvårdsarter, varav 12 är rödlistade, 2 är fridlysta, 17 är typiska (T) och 5 är signalarter (S): garnlav (VU, T), lappticka (VU, T), ostticka (VU, T), doftskinn (NT, T), gammelgransskål (NT, T), lunglav (NT, T), rosenticka (NT, T), rynkskinn (NT, T), skrovellav (NT, T), tretåig hackspett (NT, T, §4), ullticka (NT, T), violmussling (NT, T), bollvitmossa (S, T), skinnlav (S, T), stuplav (S, T), trådticka (S, T), vedticka (S, T) och fläcknycklar (§8). Se Figur 1.</w:t>
       </w:r>
     </w:p>
     <w:p>
       <w:r>
-        <w:rPr>
-          <w:b/>
-        </w:rPr>
-        <w:t>Doftskinn (NT)</w:t>
-      </w:r>
-      <w:r>
-        <w:t>, rödlistad som nära hotad, är en mycket bra signalart för boreal granskog och indikerar ett gran-skogsekosystem med lång kontinuitet av grova lågor. Arten är placerad i toppen av Skogsstyrelsens värdepyramid för bedömning av skog med höga naturvärden och har klassats som en “urskogsindikator”, då den förekommer med ett tydligt optimum i helt eller nästan helt orörda skogar (Nitare &amp; Skogsstyrelsen, 2019).</w:t>
+        <w:t>Nedan presenteras relevanta utdrag ur standarderna för FSC, Chain of Custody, Controlled Wood och PEFC.</w:t>
       </w:r>
     </w:p>
     <w:p>
       <w:r>
-        <w:rPr>
-          <w:b/>
-        </w:rPr>
-        <w:t>Garnlav (NT)</w:t>
-      </w:r>
-      <w:r>
-        <w:t xml:space="preserve"> är en utpräglad barrskogsart som ibland kan drapera träden i norrländska grannaturskogar med hög luftfuktighet. Den förekommer även i talldominerade bestånd där den, förutom i trädens grenverk, påträffas hängande över ojämnheter i tallbarken. Arten har minskat starkt i södra och mellersta Sverige och den minskar även i sitt nordliga utbredningsområde. Orsaken till tillbakagången beror främst på slutavverkningar av naturskogsartade skogar. Bestånd med riklig förekomst bör regelmässigt sparas. Garnlav är värdväxt för den mycket sällsynta och akut hotade fjärilen barrskogslavfly (CR) som hör hemma i boreala barrskogar med riklig förekomst av värdväxten. Tidigare kunde arten konstateras årligen på flera platser vid Dala-Floda i Dalarna innan lokalerna kalavverkades. Senaste fyndet i landet av barrskogslavfly är från år 2000 då den påträffades vid Högberget i Sollefteå kommun (SLU Artdatabanken, 2024).</w:t>
-      </w:r>
-    </w:p>
-    <w:p>
-      <w:r>
-        <w:rPr>
-          <w:b/>
-        </w:rPr>
-        <w:t>Granticka (NT)</w:t>
-      </w:r>
-      <w:r>
-        <w:t xml:space="preserve"> förekommer främst i äldre skogar med naturskogskaraktär, liksom i dimensionsavverkade och plockhuggna skogar. I äldre grannaturskog i norra Sverige är den alltjämt en förhållandevis vanlig karaktärsart, medan den längre söderut blir allt mer sällsynt. I Götaland och delar av Svealand är den en god signalart för skyddsvärda granskogsmiljöer. Arten bedöms ha minskat starkt under senare år på grund av skogsavverkningar, då den framför allt växer i äldre granskog med långvarig grankontinuitet. I urskogsliknande bestånd i norra Sverige kan ibland påträffas den mycket sällsynta tickan grantickeporing (VU), som lever på döda grantickor (SLU Artdatabanken, 2024; Nitare &amp; Skogsstyrelsen, 2019).</w:t>
-      </w:r>
-    </w:p>
-    <w:p>
-      <w:r>
-        <w:rPr>
-          <w:b/>
-        </w:rPr>
-        <w:t>Lappticka (VU)</w:t>
-      </w:r>
-      <w:r>
-        <w:t>, rödlistad som sårbar, är knuten till gamla granskogar med riklig förekomst av död ved. Den klassas som en “urskogsindikator” och alla skogsskötselåtgärder på eller i omedelbar närhet av lokalerna utgör ett hot (Nitare &amp; Skogsstyrelsen, 2019; SLU Artdatabanken, 2024).</w:t>
-      </w:r>
-    </w:p>
-    <w:p>
-      <w:r>
-        <w:rPr>
-          <w:b/>
-        </w:rPr>
-        <w:t>Lunglav (NT)</w:t>
-      </w:r>
-      <w:r>
-        <w:t xml:space="preserve"> är en av vårt lands främsta signalarter som överallt indikerar gamla lövträd, skogsbestånd med höga naturvärden och ekosystem med lång skoglig kontinuitet. Lokalt kan förekomsten vara mycket riklig men den hittas nästan enbart i gamla och ej slutavverkade skogar. Artens samtliga förekomster bör uppmärksammas från naturvårdssynpunkt, då många lokaler även hyser andra ovanliga och rödlistade arter. Rikliga förekomster bör skyddas med biotopskydd, frivilliga avsättningar eller reservat. Det finns ett antal sällsynta lavparasiter som växer på lunglav: lunglavsknapp (VU), skrovelmössing (DD), lunglavshårprick (DD), </w:t>
-      </w:r>
-      <w:r>
-        <w:rPr>
-          <w:i/>
-        </w:rPr>
-        <w:t>Calycina alstrupii</w:t>
-      </w:r>
-      <w:r>
-        <w:t xml:space="preserve"> (NA) och </w:t>
-      </w:r>
-      <w:r>
-        <w:rPr>
-          <w:i/>
-        </w:rPr>
-        <w:t>Chalara lobariae</w:t>
-      </w:r>
-      <w:r>
-        <w:t xml:space="preserve"> (NA) (SLU Artdatabanken, 2025; SLU Artdatabanken, 2024; Nitare &amp; Skogsstyrelsen, 2019).</w:t>
-      </w:r>
-    </w:p>
-    <w:p>
-      <w:r>
-        <w:rPr>
-          <w:b/>
-        </w:rPr>
-        <w:t xml:space="preserve">Ostticka (VU) </w:t>
-      </w:r>
-      <w:r>
-        <w:t>växer huvudsakligen på grova granlågor i urskogsartad barrskog. Växtplatserna ligger vanligtvis i brandrefugiala områden med relativt hög luftfuktighet där skogen under lång tid haft en intern beståndsdynamik med successivt avdöende träd. Alla skogsskötselåtgärder på eller i omedelbar närhet av lokalerna inverkar negativt på artens fortlevnad (SLU Artdatabanken, 2024; Nitare &amp; Skogsstyrelsen, 2019).</w:t>
-      </w:r>
-    </w:p>
-    <w:p>
-      <w:r>
-        <w:rPr>
-          <w:b/>
-        </w:rPr>
-        <w:t>Rosenticka (NT)</w:t>
-      </w:r>
-      <w:r>
-        <w:t>, rödlistad som nära hotad, ingår i en karaktäristisk association av vedsvampar som växer på gamla, grova granlågor i urskogsartade barrskogar. Den är placerad i toppen av Skogsstyrelsens värdepyramid för bedömning av skog med höga naturvärden och indikerar ett granskogsekosystem med långvarig kontinuitet av grova lågor. Artens beroende av grova granlågor innebär att alla skogsskötselåtgärder på eller i omedelbar närhet av lokalerna utgör ett hot på lång sikt. Det är angeläget att populationerna inte ytterligare glesas ut och ett tillräckligt antal områden där arten nu finns måste sparas för framtiden (Nitare &amp; Skogsstyrelsen, 2019; SLU Artdatabanken, 2024).</w:t>
-      </w:r>
-    </w:p>
-    <w:p>
-      <w:r>
-        <w:rPr>
-          <w:b/>
-        </w:rPr>
-        <w:t>Rynkskinn (VU)</w:t>
-      </w:r>
-      <w:r>
-        <w:t>, rödlistad som sårbar, är en vednedbrytare som växer på grova granlågor och ingår i en karaktäristisk association av vedsvampar knutna till urskogsartade barrskogar. Den har klassificerats som en “urskogsindikator” och är placerad i toppen av Skogsstyrelsens värdepyramid för bedömning av skog med höga naturvärden. Allt tyder på att rynkskinn är mycket känslig för skogliga ingrepp (Nitare &amp; Skogsstyrelsen, 2019; SLU Artdatabanken, 2024).</w:t>
-      </w:r>
-    </w:p>
-    <w:p>
-      <w:r>
-        <w:rPr>
-          <w:b/>
-        </w:rPr>
-        <w:t xml:space="preserve">Skinnlav </w:t>
-      </w:r>
-      <w:r>
-        <w:t>förekommer på diverse lövträd, främst på gammal asp och sälg. Den påträffas främst i områden med lång kontinuitet av grova lövträd och signalerar skogsmark med höga naturvärden. På lokalerna förekommer som regel ett flertal andra ovanliga eller rödlistade lavar. I likhet med gelélavarna, etablerar sig skinnlaven i skogsmark på grova aspar i sena lövsuccessioner (Nitare &amp; Skogsstyrelsen, 2019).</w:t>
-      </w:r>
-    </w:p>
-    <w:p>
-      <w:r>
-        <w:rPr>
-          <w:b/>
-        </w:rPr>
-        <w:t>Skrovellav (NT)</w:t>
-      </w:r>
-      <w:r>
-        <w:t xml:space="preserve"> växer på gamla lövträd och på klippor i gamla skogar med hög och jämn luftfuktighet. Slutavverkning av kontinuitetsskog utgör det största hotet och lavens fortsatta förekomst bör säkerställas genom att lokaler med äldre skog skyddas. I områden med mycket hög luftfuktighet kan man på bålen av skrovellav finna en sällsynt parasitsvamp med rödbruna apothecier, skrovellavsknapp </w:t>
-      </w:r>
-      <w:r>
-        <w:rPr>
-          <w:i/>
-        </w:rPr>
-        <w:t>Plectocarpon scrobiculatae</w:t>
-      </w:r>
-      <w:r>
-        <w:t xml:space="preserve"> (EN) (SLU Artdatabanken, 2024; Nitare &amp; Skogsstyrelsen, 2019).</w:t>
-      </w:r>
-    </w:p>
-    <w:p>
-      <w:r>
-        <w:rPr>
-          <w:b/>
-        </w:rPr>
-        <w:t>Stuplav</w:t>
-      </w:r>
-      <w:r>
-        <w:t xml:space="preserve"> är en mycket bra signalart i hela sitt utbredningsområde och förekommer nästan enbart i skogsmiljöer med höga naturvärden. Den indikerar långvarig förekomst av gamla lövträd och miljöer med konstant hög luftfuktighet. I skogar med suboceaniskt klimat finns det en mycket sällsynt parasit, njurlavsknapp </w:t>
-      </w:r>
-      <w:r>
-        <w:rPr>
-          <w:i/>
-        </w:rPr>
-        <w:t>Pletocarpon nephromeum</w:t>
-      </w:r>
-      <w:r>
-        <w:t xml:space="preserve"> (EN), som växer på stuplav (SLU Artdatabanken, 2024; Nitare &amp; Skogsstyrelsen, 2019).</w:t>
-      </w:r>
-    </w:p>
-    <w:p>
-      <w:r>
-        <w:rPr>
-          <w:b/>
-        </w:rPr>
-        <w:t>Ullticka (NT)</w:t>
-      </w:r>
-      <w:r>
-        <w:t xml:space="preserve"> är knuten till restbestånd av barrnaturskog och förekommer med ett tydligt optimum i orörda eller måttligt påverkade gamla granskogar där det föreligger viss kontinuitet av grov död ved. Ullticka är en bra signalart inom hela sitt utbredningsområde och i södra Sverige är den sällsynt och en god signalart för skyddsvärda granskogsmiljöer. Den hotas av avverkning och fragmentering av naturskog och äldre granskog med lång trädkontinuitet. På ullticka kan ibland ulltickeporing (VU) påträffas - det är en sällsynt ticka som nyligen delats upp i tre olika arter: </w:t>
-      </w:r>
-      <w:r>
-        <w:rPr>
-          <w:i/>
-        </w:rPr>
-        <w:t xml:space="preserve">Skeletocutis brevispora </w:t>
-      </w:r>
-      <w:r>
-        <w:t>(ulltickeporing)</w:t>
-      </w:r>
-      <w:r>
-        <w:rPr>
-          <w:i/>
-        </w:rPr>
-        <w:t>, Skeletocutis delicata och Skeletocutis exilis</w:t>
-      </w:r>
-      <w:r>
-        <w:t>. De två sistnämnda arterna står för närvarande (2020) som ej bedömda i rödlistan (SLU Artdatabanken, 2024; Nitare &amp; Skogsstyrelsen, 2019; Miettinen &amp; Niemelä, 2018).</w:t>
-      </w:r>
-    </w:p>
-    <w:p>
-      <w:r>
-        <w:rPr>
-          <w:b/>
-        </w:rPr>
-        <w:t>Violmussling (NT)</w:t>
-      </w:r>
-      <w:r>
-        <w:t xml:space="preserve"> växer på döda, oftast omkullfallna stammar av gran eller tall. De flesta fynden har gjorts i gammal, orörd skog och arten är en mycket god indikator på förekomst av lång skoglig kontinuitet. Platser som hyser stora bestånd av violmussling bör i första hand skyddas och undantas från skogsbruk. Flera sällsynta och mycket sällsynta tickor och skalbaggar är mer eller mindre starkt associerade med violtickor </w:t>
-      </w:r>
-      <w:r>
-        <w:rPr>
-          <w:i/>
-        </w:rPr>
-        <w:t>Trichaptum spp.</w:t>
-      </w:r>
-      <w:r>
-        <w:t xml:space="preserve"> och död ved som först rötats av någon </w:t>
-      </w:r>
-      <w:r>
-        <w:rPr>
-          <w:i/>
-        </w:rPr>
-        <w:t>Trichaptum-art</w:t>
-      </w:r>
-      <w:r>
-        <w:t>. Bland dessa kan nämnas brunkantad brunbagge</w:t>
-      </w:r>
-      <w:r>
-        <w:rPr>
-          <w:i/>
-        </w:rPr>
-        <w:t xml:space="preserve"> </w:t>
-      </w:r>
-      <w:r>
-        <w:t>(RE), gul mjukporing (CR), lämmelporing (EN), parasitporing (VU), gropig brunbagge (NT), gulbandad brunbagge</w:t>
-      </w:r>
-      <w:r>
-        <w:rPr>
-          <w:i/>
-        </w:rPr>
-        <w:t xml:space="preserve"> </w:t>
-      </w:r>
-      <w:r>
-        <w:t>(NT) och kilporing (NT) (SLU Artdatabanken, 2024; Nitare &amp; Skogsstyrelsen, 2019).</w:t>
+        <w:t>Vi förväntar oss att ni återkommer med ett skriftligt svar på vårt klagomål och även beskriver vilka korrigerande åtgärder ni satt in för att rätta till identifierade brister i er efterlevnad av den svenska FSC standarden.</w:t>
       </w:r>
     </w:p>
     <w:p>
@@ -495,26 +239,291 @@
         <w:pStyle w:val="Heading1"/>
       </w:pPr>
       <w:r>
-        <w:t>Fridlysta arter</w:t>
+        <w:t>Naturvårdsarter och fridlysta arter</w:t>
       </w:r>
     </w:p>
     <w:p>
       <w:r>
-        <w:t>Följande fridlysta arter har sina livsmiljöer och växtplatser i den avverkningsanmälda skogen: tretåig hackspett (NT, §4).</w:t>
+        <w:t>Nedan följer beskrivningar av de naturvårdsarter och fridlysta arter som har sina livsmiljöer och växtplatser i den avverkningsanmälda skogen. Se även ytterligare artfakta i BILAGA 1. De påträffade naturvårdsarterna är ett tydligt kvitto på att det rör sig om en skog med höga naturvärden.</w:t>
       </w:r>
     </w:p>
     <w:p>
-      <w:r>
-        <w:t xml:space="preserve">Observera att medlemsländerna är skyldiga att agera i enlighet med EU:s fågeldirektiv där det uttryckligen står att direktivet gäller för fåglar samt för deras ägg, bon och </w:t>
-      </w:r>
       <w:r>
         <w:rPr>
           <w:b/>
         </w:rPr>
-        <w:t xml:space="preserve">livsmiljöer </w:t>
-      </w:r>
-      <w:r>
-        <w:t>(artikel 1). Vidare att de åtgärder som vidtas inte får leda till en försämring av den nuvarande situationen beträffande bevarandet av de fågelarter som avses i artikel 1 (artikel 13). Fågeldirektivet är styrande för tillsynsansvariga myndigheters ärendehantering, ställningstaganden och beslutsfattande.</w:t>
+        <w:t>Garnlav (VU)</w:t>
+      </w:r>
+      <w:r>
+        <w:t xml:space="preserve"> är en utpräglad barrskogsart som ibland kan drapera träden i norrländska grannaturskogar med hög luftfuktighet. Den förekommer även i talldominerade bestånd där den, förutom i trädens grenverk, påträffas hängande över ojämnheter i tallbarken. Arten har minskat starkt i södra och mellersta Sverige och den minskar även i sitt nordliga utbredningsområde. Minskningstakten uppgår till 30 (20–50) % inom 50 år och överstiger gränsvärdet för Sårbar (VU). Orsaken till tillbakagången beror främst på slutavverkningar av naturskogsartade skogar. Bestånd med riklig förekomst bör regelmässigt sparas, vilket även gynnar flera andra sällsynta och rödlistade arter. Garnlav är värdväxt för den mycket sällsynta och akut hotade fjärilen barrskogslavfly (CR) som hör hemma i boreala barrskogar med riklig förekomst av värdväxten. Tidigare kunde arten konstateras årligen på flera platser vid Dala-Floda i Dalarna innan lokalerna kalavverkades. Senaste fyndet i landet av barrskogslavfly är från år 2000 då den påträffades vid Högberget i Sollefteå kommun. Garnlav är typisk art för </w:t>
+      </w:r>
+      <w:r>
+        <w:rPr>
+          <w:i/>
+        </w:rPr>
+        <w:t xml:space="preserve">9010 Taiga </w:t>
+      </w:r>
+      <w:r>
+        <w:t>och</w:t>
+      </w:r>
+      <w:r>
+        <w:rPr>
+          <w:i/>
+        </w:rPr>
+        <w:t xml:space="preserve"> 9070 Trädklädd betesmark</w:t>
+      </w:r>
+      <w:r>
+        <w:t xml:space="preserve"> (SLU Artdatabanken, 2026).</w:t>
+      </w:r>
+    </w:p>
+    <w:p>
+      <w:r>
+        <w:rPr>
+          <w:b/>
+        </w:rPr>
+        <w:t>Lappticka (VU)</w:t>
+      </w:r>
+      <w:r>
+        <w:t xml:space="preserve">, rödlistad som sårbar, är knuten till gamla granskogar med riklig förekomst av död ved. Den klassas som en “urskogsindikator” och alla skogsskötselåtgärder på eller i omedelbar närhet av lokalerna utgör ett hot. Lappticka är typisk art för </w:t>
+      </w:r>
+      <w:r>
+        <w:rPr>
+          <w:i/>
+        </w:rPr>
+        <w:t>9010 Taiga</w:t>
+      </w:r>
+      <w:r>
+        <w:t xml:space="preserve"> (Nitare &amp; Skogsstyrelsen, 2019; SLU Artdatabanken, 2024).</w:t>
+      </w:r>
+    </w:p>
+    <w:p>
+      <w:r>
+        <w:rPr>
+          <w:b/>
+        </w:rPr>
+        <w:t xml:space="preserve">Ostticka (VU) </w:t>
+      </w:r>
+      <w:r>
+        <w:t xml:space="preserve">växer huvudsakligen på grova granlågor i urskogsartad barrskog. Växtplatserna ligger vanligtvis i brandrefugiala områden med relativt hög luftfuktighet där skogen under lång tid haft en intern beståndsdynamik med successivt avdöende träd. Alla skogsskötselåtgärder på eller i omedelbar närhet av lokalerna inverkar negativt på artens fortlevnad. Ostticka är typisk art för </w:t>
+      </w:r>
+      <w:r>
+        <w:rPr>
+          <w:i/>
+        </w:rPr>
+        <w:t xml:space="preserve">9010 Taiga </w:t>
+      </w:r>
+      <w:r>
+        <w:t xml:space="preserve">och </w:t>
+      </w:r>
+      <w:r>
+        <w:rPr>
+          <w:i/>
+        </w:rPr>
+        <w:t>9030 Landhöjningsskog</w:t>
+      </w:r>
+      <w:r>
+        <w:t xml:space="preserve"> (SLU Artdatabanken, 2024; Nitare &amp; Skogsstyrelsen, 2019).</w:t>
+      </w:r>
+    </w:p>
+    <w:p>
+      <w:r>
+        <w:rPr>
+          <w:b/>
+        </w:rPr>
+        <w:t>Doftskinn (NT)</w:t>
+      </w:r>
+      <w:r>
+        <w:t xml:space="preserve">, rödlistad som nära hotad, är en mycket bra signalart för boreal granskog och indikerar ett gran-skogsekosystem med lång kontinuitet av grova lågor. Arten är placerad i toppen av Skogsstyrelsens värdepyramid för bedömning av skog med höga naturvärden och har klassats som en “urskogsindikator”, då den förekommer med ett tydligt optimum i helt eller nästan helt orörda skogar. Doftskinn är typisk art för </w:t>
+      </w:r>
+      <w:r>
+        <w:rPr>
+          <w:i/>
+        </w:rPr>
+        <w:t xml:space="preserve">9010 Taiga </w:t>
+      </w:r>
+      <w:r>
+        <w:t>(SLU Artdatabanken, 2025; Nitare &amp; Skogsstyrelsen, 2019).</w:t>
+      </w:r>
+    </w:p>
+    <w:p>
+      <w:r>
+        <w:rPr>
+          <w:b/>
+        </w:rPr>
+        <w:t>Gammelgransskål (NT)</w:t>
+      </w:r>
+      <w:r>
+        <w:t xml:space="preserve"> är en liten skålsvamp som växer på gamla granar med skrovlig bark. Typiska växtplatser är gransumpskog i myrkanter, bäckdråg, bäckraviner och skuggiga bergssluttningar, men också skog på torrare mark kan hysa arten om beståndet har stark naturskogskaraktär. Bestånd med arten bör behandlas som nyckelbiotoper och sparas vid en slutavverkning. Även gallring bör undvikas. Gammelgransskål är typisk art för </w:t>
+      </w:r>
+      <w:r>
+        <w:rPr>
+          <w:i/>
+        </w:rPr>
+        <w:t>9010 Taiga</w:t>
+      </w:r>
+      <w:r>
+        <w:t xml:space="preserve"> (SLU Artdatabanken, 2024; Nitare &amp; Skogsstyrelsen, 2019).</w:t>
+      </w:r>
+    </w:p>
+    <w:p>
+      <w:r>
+        <w:rPr>
+          <w:b/>
+        </w:rPr>
+        <w:t>Lunglav (NT)</w:t>
+      </w:r>
+      <w:r>
+        <w:t xml:space="preserve"> är en av vårt lands främsta signalarter som överallt indikerar gamla lövträd, skogsbestånd med höga naturvärden och ekosystem med långskoglig kontinuitet. Lokalt kan förekomsten vara mycket riklig men den hittas nästan enbart i gamla och ej slutavverkade skogar. Artens samtliga förekomster bör uppmärksammas från naturvårdssynpunkt, då många lokaler även hyser andra ovanliga och rödlistade arter. Rikliga förekomster bör skyddas med biotopskydd, frivilliga avsättningar eller reservat. På lunglav kan de sällsynta lavparasiterna lunglavshårprick (CR), </w:t>
+      </w:r>
+      <w:r>
+        <w:rPr>
+          <w:i/>
+        </w:rPr>
+        <w:t>Abrothallus diederichii</w:t>
+      </w:r>
+      <w:r>
+        <w:t xml:space="preserve"> (VU), </w:t>
+      </w:r>
+      <w:r>
+        <w:rPr>
+          <w:i/>
+        </w:rPr>
+        <w:t>Abrothallus lobariae</w:t>
+      </w:r>
+      <w:r>
+        <w:t xml:space="preserve"> (VU), </w:t>
+      </w:r>
+      <w:r>
+        <w:rPr>
+          <w:i/>
+        </w:rPr>
+        <w:t>Calycina lobariae</w:t>
+      </w:r>
+      <w:r>
+        <w:t xml:space="preserve"> (VU), lunglavsknapp (VU) och skrovelmössing (VU) påträffas. Lunglav är typisk art för </w:t>
+      </w:r>
+      <w:r>
+        <w:rPr>
+          <w:i/>
+        </w:rPr>
+        <w:t>9010 Taiga, 9020 Nordlig ädellövskog, 9110 Näringsfattig bokskog, 9130 Näringsrik bokskog, 9160 Näringsrik ekskog, 9180 Ädellövskog i branter, 9190 Näringsfattig ekskog, 9070 Trädklädd betesmark, 9040 Fjällbjörkskog</w:t>
+      </w:r>
+      <w:r>
+        <w:t xml:space="preserve"> och</w:t>
+      </w:r>
+      <w:r>
+        <w:rPr>
+          <w:i/>
+        </w:rPr>
+        <w:t xml:space="preserve"> 6530 Lövängar</w:t>
+      </w:r>
+      <w:r>
+        <w:t xml:space="preserve"> (SLU Artdatabanken, 2026; Nitare &amp; Skogsstyrelsen, 2019).</w:t>
+      </w:r>
+    </w:p>
+    <w:p>
+      <w:r>
+        <w:rPr>
+          <w:b/>
+        </w:rPr>
+        <w:t>Rosenticka (NT)</w:t>
+      </w:r>
+      <w:r>
+        <w:t xml:space="preserve">, rödlistad som nära hotad, ingår i en karaktäristisk association av vedsvampar som växer på gamla, grova granlågor i urskogsartade barrskogar. Den är placerad i toppen av Skogsstyrelsens värdepyramid för bedömning av skog med höga naturvärden och indikerar ett granskogsekosystem med långvarig kontinuitet av grova lågor. Artens beroende av grova granlågor innebär att alla skogsskötselåtgärder på eller i omedelbar närhet av lokalerna utgör ett hot på lång sikt. Det är angeläget att populationerna inte ytterligare glesas ut och ett tillräckligt antal områden där arten nu finns måste sparas för framtiden. Rosenticka är typisk art för </w:t>
+      </w:r>
+      <w:r>
+        <w:rPr>
+          <w:i/>
+        </w:rPr>
+        <w:t xml:space="preserve">9010 Taiga </w:t>
+      </w:r>
+      <w:r>
+        <w:t xml:space="preserve">och </w:t>
+      </w:r>
+      <w:r>
+        <w:rPr>
+          <w:i/>
+        </w:rPr>
+        <w:t>9050 Näringsrik granskog</w:t>
+      </w:r>
+      <w:r>
+        <w:t xml:space="preserve"> (Nitare &amp; Skogsstyrelsen, 2019; SLU Artdatabanken, 2024).</w:t>
+      </w:r>
+    </w:p>
+    <w:p>
+      <w:r>
+        <w:rPr>
+          <w:b/>
+        </w:rPr>
+        <w:t>Rynkskinn (NT)</w:t>
+      </w:r>
+      <w:r>
+        <w:t xml:space="preserve"> är en vednedbrytare som växer på grova granlågor och ingår i en karaktäristisk association av vedsvampar knutna till urskogsartade barrskogar. Den har klassificerats som en “urskogsindikator” och är placerad i toppen av Skogsstyrelsens värdepyramid för bedömning av skog med höga naturvärden. Allt tyder på att rynkskinn är mycket känslig för skogliga ingrepp och lokalerna, som oftast har höga biologiska kvaliteter, bör lämnas till fri utveckling. Rynkskinn är typisk art för </w:t>
+      </w:r>
+      <w:r>
+        <w:rPr>
+          <w:i/>
+        </w:rPr>
+        <w:t xml:space="preserve">9010 Taiga, 9050 Näringsrik granskog </w:t>
+      </w:r>
+      <w:r>
+        <w:t>och</w:t>
+      </w:r>
+      <w:r>
+        <w:rPr>
+          <w:i/>
+        </w:rPr>
+        <w:t xml:space="preserve"> 9030 Landhöjningsskog</w:t>
+      </w:r>
+      <w:r>
+        <w:t xml:space="preserve"> (Nitare &amp; Skogsstyrelsen, 2019; SLU Artdatabanken, 2026).</w:t>
+      </w:r>
+    </w:p>
+    <w:p>
+      <w:r>
+        <w:rPr>
+          <w:b/>
+        </w:rPr>
+        <w:t>Skrovellav (NT)</w:t>
+      </w:r>
+      <w:r>
+        <w:t xml:space="preserve"> växer på gamla lövträd och på klippor i gamla skogar med hög och jämn luftfuktighet. Slutavverkning av kontinuitetsskog utgör det största hotet och lavens fortsatta förekomst bör säkerställas genom att lokaler med äldre skog skyddas. I områden med mycket hög luftfuktighet kan man på bålen av skrovellav finna de sällsynta parasitsvamparna skrovellavsknapp (EN), </w:t>
+      </w:r>
+      <w:r>
+        <w:rPr>
+          <w:i/>
+        </w:rPr>
+        <w:t>Catillaria lobariicola</w:t>
+      </w:r>
+      <w:r>
+        <w:t xml:space="preserve"> (VU) och </w:t>
+      </w:r>
+      <w:r>
+        <w:rPr>
+          <w:i/>
+        </w:rPr>
+        <w:t>Merismatium lobariae</w:t>
+      </w:r>
+      <w:r>
+        <w:t xml:space="preserve"> (DD). Skrovellav är typisk art för </w:t>
+      </w:r>
+      <w:r>
+        <w:rPr>
+          <w:i/>
+        </w:rPr>
+        <w:t xml:space="preserve">9010 Taiga, 9020 Nordlig ädellövskog, 9040 Fjällbjörkskog, 9070 Trädklädd betesmark, 9160 Näringsrik ekskog, 9180 Ädellövskog i branter, 9190 Näringsfattig ekskog, 8210 Kalkbranter </w:t>
+      </w:r>
+      <w:r>
+        <w:t xml:space="preserve">och </w:t>
+      </w:r>
+      <w:r>
+        <w:rPr>
+          <w:i/>
+        </w:rPr>
+        <w:t>6530 Lövängar</w:t>
+      </w:r>
+      <w:r>
+        <w:t xml:space="preserve"> (SLU Artdatabanken, 2026; Nitare &amp; Skogsstyrelsen, 2019).</w:t>
       </w:r>
     </w:p>
     <w:p>
@@ -525,12 +534,300 @@
         <w:t>Tretåig hackspett (NT, §4)</w:t>
       </w:r>
       <w:r>
-        <w:t xml:space="preserve"> är rödlistad som nära hotad och ingår i bilaga 1 i EU:s fågeldirektiv. Tretåig hackspett är för sin överlevnad beroende av kontinuerlig tillförsel av äldre döende och död ved, som sker genom naturliga självgallringsprocesser i äldre grannaturskogar och barrblandade naturskogar. Om en skog genom skogsbruk gallras eller glesas ur så upphör och uteblir i stort sett den naturliga självgallringsprocessen för mycket lång tid framöver vilket omöjliggör upprätthållandet av den kontinuerliga ekologiska funktionen i ett område. Det finns studier som visar att naturskogens självgallringsprocess som den tretåiga hackspetten är beroende av, inte kan ersättas med efterlämnad hänsyn i skogsbruket (Imbeau &amp; Desrochers, 2002). Storleken på häckningsreviret varierar med skogstypen, förekomsten av död ved och graden av fragmentering, men är i allmänhet i storleksordningen 25–100 hektar. Vintertid krävs ofta betydligt större områden och det finns studier som antyder att arten behöver minst 100 hektar äldre skog. I områden med låg bonitet kan det behövas över 200 hektar lämpligt habitat för att ett par ska kunna reproducera sig. Områden med dokumenterad permanent förekomst i naturskogsmiljöer har vanligen så stora naturvärden att skogsbruk är olämpligt (Skogsstyrelsen, 2016).</w:t>
+        <w:t xml:space="preserve"> är rödlistad som nära hotad och ingår i bilaga 1 i EU:s fågeldirektiv. Tretåig hackspett är för sin överlevnad beroende av kontinuerlig tillförsel av äldre döende och död ved, som sker genom naturliga självgallringsprocesser i äldre grannaturskogar och barrblandade naturskogar. Om en skog genom skogsbruk gallras eller glesas ur så upphör och uteblir i stort sett den naturliga självgallringsprocessen för mycket lång tid framöver vilket omöjliggör upprätthållandet av den kontinuerliga ekologiska funktionen i ett område. Det finns studier som visar att naturskogens självgallringsprocess som den tretåiga hackspetten är beroende av, inte kan ersättas med efterlämnad hänsyn i skogsbruket (Imbeau &amp; Desrochers, 2002). Storleken på häckningsreviret varierar med skogstypen, förekomsten av död ved och graden av fragmentering, men är i allmänhet i storleksordningen 25–100 hektar. Vintertid krävs ofta betydligt större områden och det finns studier som antyder att arten behöver minst 100 hektar äldre skog. I områden med låg bonitet kan det behövas över 200 hektar lämpligt habitat för att ett par ska kunna reproducera sig. Områden med dokumenterad permanent förekomst i naturskogsmiljöer har vanligen så stora naturvärden att skogsbruk är olämpligt. Tretåig hackspett är typisk art för </w:t>
+      </w:r>
+      <w:r>
+        <w:rPr>
+          <w:i/>
+        </w:rPr>
+        <w:t xml:space="preserve">9010 Taiga, 9740 Skogsbevuxen myr, 9030 Landhöjningsskog </w:t>
+      </w:r>
+      <w:r>
+        <w:t xml:space="preserve">och </w:t>
+      </w:r>
+      <w:r>
+        <w:rPr>
+          <w:i/>
+        </w:rPr>
+        <w:t>9040 Fjällbjörkskog</w:t>
+      </w:r>
+      <w:r>
+        <w:t xml:space="preserve"> (Skogsstyrelsen, 2016; SLU Artdatabanken, 2024).</w:t>
       </w:r>
     </w:p>
     <w:p>
       <w:r>
-        <w:t>I BILAGA 1 finns mer detaljerad information om ekologi samt krav på livsmiljö hos fridlysta arter.</w:t>
+        <w:rPr>
+          <w:b/>
+        </w:rPr>
+        <w:t>Ullticka (NT)</w:t>
+      </w:r>
+      <w:r>
+        <w:t xml:space="preserve"> är knuten till restbestånd av barrnaturskog och förekommer med ett tydligt optimum i orörda eller måttligt påverkade gamla granskogar där det föreligger viss kontinuitet av grov död ved. Ullticka är en bra signalart inom hela sitt utbredningsområde och i södra Sverige är den sällsynt och en god signalart för skyddsvärda granskogsmiljöer. Den hotas av avverkning och fragmentering av naturskog och äldre granskog med lång trädkontinuitet. På ullticka kan ibland ulltickeporing (VU) påträffas - det är en sällsynt ticka som nyligen delats upp i de tre olika arterna ulltickeporing </w:t>
+      </w:r>
+      <w:r>
+        <w:rPr>
+          <w:i/>
+        </w:rPr>
+        <w:t xml:space="preserve">Skeletocutis brevispora </w:t>
+      </w:r>
+      <w:r>
+        <w:t>(VU)</w:t>
+      </w:r>
+      <w:r>
+        <w:rPr>
+          <w:i/>
+        </w:rPr>
+        <w:t>, Skeletocutis delicata</w:t>
+      </w:r>
+      <w:r>
+        <w:t xml:space="preserve"> (VU)</w:t>
+      </w:r>
+      <w:r>
+        <w:rPr>
+          <w:i/>
+        </w:rPr>
+        <w:t xml:space="preserve"> och Skeletocutis exilis</w:t>
+      </w:r>
+      <w:r>
+        <w:t xml:space="preserve"> (NT). Ullticka är typisk art för </w:t>
+      </w:r>
+      <w:r>
+        <w:rPr>
+          <w:i/>
+        </w:rPr>
+        <w:t xml:space="preserve">9010 Taiga, 9050 Näringsrik granskog </w:t>
+      </w:r>
+      <w:r>
+        <w:t xml:space="preserve">och </w:t>
+      </w:r>
+      <w:r>
+        <w:rPr>
+          <w:i/>
+        </w:rPr>
+        <w:t>9030 Landhöjningsskog</w:t>
+      </w:r>
+      <w:r>
+        <w:t xml:space="preserve"> (SLU Artdatabanken, 2026; Nitare &amp; Skogsstyrelsen, 2019; Miettinen &amp; Niemelä, 2018).</w:t>
+      </w:r>
+    </w:p>
+    <w:p>
+      <w:r>
+        <w:rPr>
+          <w:b/>
+        </w:rPr>
+        <w:t>Violmussling (NT)</w:t>
+      </w:r>
+      <w:r>
+        <w:t xml:space="preserve"> växer på döda, oftast omkullfallna stammar av gran eller tall. De flesta fynden har gjorts i gammal, orörd skog och arten är en mycket god indikator på förekomst av lång skoglig kontinuitet. Platser som hyser stora bestånd av violmussling bör i första hand skyddas och undantas från skogsbruk. Flera sällsynta och mycket sällsynta tickor och skalbaggar är mer eller mindre starkt associerade med violtickor </w:t>
+      </w:r>
+      <w:r>
+        <w:rPr>
+          <w:i/>
+        </w:rPr>
+        <w:t>Trichaptum spp.</w:t>
+      </w:r>
+      <w:r>
+        <w:t xml:space="preserve"> och död ved som först rötats av någon </w:t>
+      </w:r>
+      <w:r>
+        <w:rPr>
+          <w:i/>
+        </w:rPr>
+        <w:t>Trichaptum-art</w:t>
+      </w:r>
+      <w:r>
+        <w:t>. Bland dessa kan nämnas gul mjukporing (CR), lämmelporing (CR), kilporing (VU), parasitporing (VU), gropig brunbagge (NT), gulbandad brunbagge</w:t>
+      </w:r>
+      <w:r>
+        <w:rPr>
+          <w:i/>
+        </w:rPr>
+        <w:t xml:space="preserve"> </w:t>
+      </w:r>
+      <w:r>
+        <w:t>(NT) och brunkantad brunbagge</w:t>
+      </w:r>
+      <w:r>
+        <w:rPr>
+          <w:i/>
+        </w:rPr>
+        <w:t xml:space="preserve"> </w:t>
+      </w:r>
+      <w:r>
+        <w:t xml:space="preserve">(DD). Violmussling är typisk art för </w:t>
+      </w:r>
+      <w:r>
+        <w:rPr>
+          <w:i/>
+        </w:rPr>
+        <w:t>9010 Taiga</w:t>
+      </w:r>
+      <w:r>
+        <w:t xml:space="preserve"> (SLU Artdatabanken, 2026; Nitare &amp; Skogsstyrelsen, 2019).</w:t>
+      </w:r>
+    </w:p>
+    <w:p>
+      <w:r>
+        <w:rPr>
+          <w:b/>
+        </w:rPr>
+        <w:t xml:space="preserve">Bollvitmossa </w:t>
+      </w:r>
+      <w:r>
+        <w:t xml:space="preserve">är en bra signalart inom hela sitt utbredningsområde. Vanligast är den i naturvårdsintressanta tallsumpskogar. Även gransumpskogar med bollvitmossa har normalt höga naturvärden. Arten indikerar skogsmark med stabila hydrologiska förhållanden och sannolikt även lång skoglig kontinuitet. Bollvitmossa är typisk art för </w:t>
+      </w:r>
+      <w:r>
+        <w:rPr>
+          <w:i/>
+        </w:rPr>
+        <w:t xml:space="preserve">9010 Taiga </w:t>
+      </w:r>
+      <w:r>
+        <w:t xml:space="preserve">och </w:t>
+      </w:r>
+      <w:r>
+        <w:rPr>
+          <w:i/>
+        </w:rPr>
+        <w:t xml:space="preserve">9740 Skogsbevuxen myr </w:t>
+      </w:r>
+      <w:r>
+        <w:t>(SLU Artdatabanken, 2025; Nitare &amp; Skogsstyrelsen, 2019).</w:t>
+      </w:r>
+    </w:p>
+    <w:p>
+      <w:r>
+        <w:rPr>
+          <w:b/>
+        </w:rPr>
+        <w:t xml:space="preserve">Skinnlav </w:t>
+      </w:r>
+      <w:r>
+        <w:t xml:space="preserve">förekommer på diverse lövträd, främst på gammal asp och sälg. Den påträffas främst i områden med lång kontinuitet av grova lövträd och signalerar skogsmark med höga naturvärden. På lokalerna förekommer som regel ett flertal andra ovanliga eller rödlistade lavar. I likhet med gelélavarna, etablerar sig skinnlaven i skogsmark på grova aspar i sena lövsuccessioner. Skinnlav är typisk art för </w:t>
+      </w:r>
+      <w:r>
+        <w:rPr>
+          <w:i/>
+        </w:rPr>
+        <w:t xml:space="preserve">9010 Taiga, 9020 Nordlig ädellövskog </w:t>
+      </w:r>
+      <w:r>
+        <w:t xml:space="preserve">och </w:t>
+      </w:r>
+      <w:r>
+        <w:rPr>
+          <w:i/>
+        </w:rPr>
+        <w:t xml:space="preserve">9070 Trädklädd betesmark </w:t>
+      </w:r>
+      <w:r>
+        <w:t>(Nitare &amp; Skogsstyrelsen, 2019; SLU Artdatabanken, 2025).</w:t>
+      </w:r>
+    </w:p>
+    <w:p>
+      <w:r>
+        <w:rPr>
+          <w:b/>
+        </w:rPr>
+        <w:t>Stuplav</w:t>
+      </w:r>
+      <w:r>
+        <w:t xml:space="preserve"> är en mycket bra signalart i hela sitt utbredningsområde och förekommer nästan enbart i skogsmiljöer med höga naturvärden. Den indikerar långvarig förekomst av gamla lövträd och miljöer med konstant hög luftfuktighet. I skogar med suboceaniskt klimat finns det en mycket sällsynt parasit, njurlavsknapp </w:t>
+      </w:r>
+      <w:r>
+        <w:rPr>
+          <w:i/>
+        </w:rPr>
+        <w:t>Pletocarpon nephromeum</w:t>
+      </w:r>
+      <w:r>
+        <w:t xml:space="preserve"> (EN), som växer på stuplav. Ytterligare tre sällsynta lavparasiter, </w:t>
+      </w:r>
+      <w:r>
+        <w:rPr>
+          <w:i/>
+        </w:rPr>
+        <w:t>Protounguicularia nephromatis</w:t>
+      </w:r>
+      <w:r>
+        <w:t xml:space="preserve"> (VU), </w:t>
+      </w:r>
+      <w:r>
+        <w:rPr>
+          <w:i/>
+        </w:rPr>
+        <w:t>Refractohilum galligenum</w:t>
+      </w:r>
+      <w:r>
+        <w:t xml:space="preserve"> (NT) och </w:t>
+      </w:r>
+      <w:r>
+        <w:rPr>
+          <w:i/>
+        </w:rPr>
+        <w:t>Roselliniella nephromatis</w:t>
+      </w:r>
+      <w:r>
+        <w:t xml:space="preserve"> (DD), kan också påträffas på stuplav. Stuplav är typisk art för </w:t>
+      </w:r>
+      <w:r>
+        <w:rPr>
+          <w:i/>
+        </w:rPr>
+        <w:t>9010 Taiga</w:t>
+      </w:r>
+      <w:r>
+        <w:t xml:space="preserve"> (SLU Artdatabanken, 2026; Nitare &amp; Skogsstyrelsen, 2019).</w:t>
+      </w:r>
+    </w:p>
+    <w:p>
+      <w:r>
+        <w:rPr>
+          <w:b/>
+        </w:rPr>
+        <w:t xml:space="preserve">Trådticka </w:t>
+      </w:r>
+      <w:r>
+        <w:t xml:space="preserve">är knuten till grova granar i rikare ofta fuktiga miljöer. Den återfinns på både levande och döda träd samt stubbar och nyligen fallna träd. Karaktärsart för äldre fuktiga granskogsbiotoper, och i stor mängd är den en bra signalart för miljöer med andra rödlistade arter. Trådticka är typisk art för </w:t>
+      </w:r>
+      <w:r>
+        <w:rPr>
+          <w:i/>
+        </w:rPr>
+        <w:t xml:space="preserve">9010 Taiga </w:t>
+      </w:r>
+      <w:r>
+        <w:t xml:space="preserve">och </w:t>
+      </w:r>
+      <w:r>
+        <w:rPr>
+          <w:i/>
+        </w:rPr>
+        <w:t xml:space="preserve">9050 Näringsrik granskog </w:t>
+      </w:r>
+      <w:r>
+        <w:t>(SLU Artdatabanken, 2025).</w:t>
+      </w:r>
+    </w:p>
+    <w:p>
+      <w:r>
+        <w:rPr>
+          <w:b/>
+        </w:rPr>
+        <w:t xml:space="preserve">Vedticka </w:t>
+      </w:r>
+      <w:r>
+        <w:t xml:space="preserve">är en bra signalart söder om den naturliga norrlandsgränsen. Den är huvudsakligen knuten till äldre barrskogar där det föreligger långvarig kontinuitet av död barrved. Vedticka är typisk art för </w:t>
+      </w:r>
+      <w:r>
+        <w:rPr>
+          <w:i/>
+        </w:rPr>
+        <w:t xml:space="preserve">9010 Taiga </w:t>
+      </w:r>
+      <w:r>
+        <w:t>(Nitare &amp; Skogsstyrelsen, 2019; SLU Artdatabanken, 2025).</w:t>
       </w:r>
     </w:p>
     <w:p>
@@ -639,7 +936,7 @@
         <w:rPr>
           <w:i/>
         </w:rPr>
-        <w:t>I det avverkningsanmälda skogsområdet har 16 naturvårdsarter varav 12 rödlistade arter sina livsmiljöer och växtplatser.</w:t>
+        <w:t>I det avverkningsanmälda skogsområdet har 18 naturvårdsarter varav 12 rödlistade arter sina livsmiljöer och växtplatser.</w:t>
       </w:r>
     </w:p>
     <w:p>
@@ -851,57 +1148,57 @@
     </w:p>
     <w:p>
       <w:r>
-        <w:t>Lunglav (NT) är en av vårt lands främsta signalarter som överallt indikerar gamla lövträd, skogsbestånd med höga naturvärden och ekosystem med lång skoglig kontinuitet. Lokalt kan förekomsten vara mycket riklig men den hittas nästan enbart i gamla och ej slutavverkade skogar. Artens samtliga förekomster bör uppmärksammas från naturvårdssynpunkt, då många lokaler även hyser andra ovanliga och rödlistade arter. Rikliga förekomster bör skyddas med biotopskydd, frivilliga avsättningar eller reservat (SLU Artdatabanken, 2024; Nitare &amp; Skogsstyrelsen, 2019).</w:t>
-      </w:r>
-    </w:p>
-    <w:p>
-      <w:r>
-        <w:t xml:space="preserve">På lunglav kan man sällsynt finna små svarta skivlika bildningar som liknar apothecier men som är en parasitisk svamp, Lunglavsknapp </w:t>
+        <w:t xml:space="preserve">Lunglav (NT) är en av vårt lands främsta signalarter som överallt indikerar gamla lövträd, skogsbestånd med höga naturvärden och ekosystem med lång skoglig kontinuitet. Lokalt kan förekomsten vara mycket riklig men den hittas nästan enbart i gamla och ej slutavverkade skogar. Artens samtliga förekomster bör uppmärksammas från naturvårdssynpunkt, då många lokaler även hyser andra ovanliga och rödlistade arter, däribland de sällsynta lavparasiterna lunglavshårprick (CR), </w:t>
       </w:r>
       <w:r>
         <w:rPr>
           <w:i/>
         </w:rPr>
-        <w:t>Plectocarpon lichenum</w:t>
-      </w:r>
-      <w:r>
-        <w:t xml:space="preserve"> (VU). Det finns ytterligare ett antal parasiter vilka bara förekommer på lunglav: Skrovelmössing </w:t>
+        <w:t>Abrothallus diederichii</w:t>
+      </w:r>
+      <w:r>
+        <w:t xml:space="preserve"> (VU), </w:t>
       </w:r>
       <w:r>
         <w:rPr>
           <w:i/>
         </w:rPr>
-        <w:t>Dactylospora lobariella</w:t>
-      </w:r>
-      <w:r>
-        <w:t xml:space="preserve"> (rödlistad som Kunskapsbrist DD) och Lunglavshårprick </w:t>
+        <w:t>Abrothallus lobariae</w:t>
+      </w:r>
+      <w:r>
+        <w:t xml:space="preserve"> (VU), </w:t>
       </w:r>
       <w:r>
         <w:rPr>
           <w:i/>
         </w:rPr>
-        <w:t>Niesslia lobariae</w:t>
-      </w:r>
-      <w:r>
-        <w:t xml:space="preserve"> (rödlistad som Kunskapsbrist DD). Skrovelmössing (DD) har små svarta apothecier och bruna, 1-septerade sporer och Lunglavshårprick (DD) har brunhåriga perithecier och färglösa, 1-septerade sporer. Nyligen har ytterligare två lavparasiter påträffats i Sverige som växer på lunglav: </w:t>
+        <w:t>Calycina lobariae</w:t>
+      </w:r>
+      <w:r>
+        <w:t xml:space="preserve"> (VU), lunglavsknapp (VU) och skrovelmössing (VU), som växer på lunglav. Rikliga förekomster med lunglav bör skyddas med biotopskydd, frivilliga avsättningar eller reservat (SLU Artdatabanken, 2026; Nitare &amp; Skogsstyrelsen, 2019).</w:t>
+      </w:r>
+    </w:p>
+    <w:p>
+      <w:r>
+        <w:t xml:space="preserve">Lunglav är typisk art för </w:t>
       </w:r>
       <w:r>
         <w:rPr>
           <w:i/>
         </w:rPr>
-        <w:t>Calycina alstrupii</w:t>
-      </w:r>
-      <w:r>
-        <w:t xml:space="preserve"> (NA) och </w:t>
+        <w:t>9010 Taiga, 9020 Nordlig ädellövskog, 9110 Näringsfattig bokskog, 9130 Näringsrik bokskog, 9160 Näringsrik ekskog, 9180 Ädellövskog i branter, 9190 Näringsfattig ekskog, 9070 Trädklädd betesmark, 9040 Fjällbjörkskog</w:t>
+      </w:r>
+      <w:r>
+        <w:t xml:space="preserve"> och</w:t>
       </w:r>
       <w:r>
         <w:rPr>
           <w:i/>
         </w:rPr>
-        <w:t>Chalara lobariae</w:t>
-      </w:r>
-      <w:r>
-        <w:t xml:space="preserve"> (NA) (SLU Artdatabanken, 2025; SLU Artdatabanken, 2024; Nitare &amp; Skogsstyrelsen, 2019).</w:t>
+        <w:t xml:space="preserve"> 6530 Lövängar</w:t>
+      </w:r>
+      <w:r>
+        <w:t xml:space="preserve"> (SLU Artdatabanken, 2026).</w:t>
       </w:r>
     </w:p>
     <w:p>
@@ -928,7 +1225,7 @@
     </w:p>
     <w:p>
       <w:r>
-        <w:t xml:space="preserve">SLU Artdatabanken, 2024. </w:t>
+        <w:t xml:space="preserve">SLU Artdatabanken, 2026. </w:t>
       </w:r>
       <w:r>
         <w:rPr>
@@ -938,20 +1235,6 @@
       </w:r>
       <w:r>
         <w:t>SLU Artdatabanken, Uppsala.</w:t>
-      </w:r>
-    </w:p>
-    <w:p>
-      <w:r>
-        <w:t xml:space="preserve">SLU Artdatabanken, 2025. </w:t>
-      </w:r>
-      <w:r>
-        <w:rPr>
-          <w:i/>
-        </w:rPr>
-        <w:t xml:space="preserve">Över 20 nya lavparasiter för Sverige. </w:t>
-      </w:r>
-      <w:r>
-        <w:t>https://www.slu.se/artdatabanken/arter-och-natur/artiklar/over-20-nya-lavparasiter-for-sverige/</w:t>
       </w:r>
     </w:p>
     <w:p>
@@ -979,7 +1262,16 @@
         <w:rPr>
           <w:i/>
         </w:rPr>
-        <w:t>“Områden med dokumenterad permanent förekomst i naturskogsmiljöer har vanligen så stora naturvärden att skogsbruk är olämpligt”.</w:t>
+        <w:t>“Områden med dokumenterad permanent förekomst i naturskogsmiljöer har vanligen så stora naturvärden att skogsbruk är olämpligt”</w:t>
+      </w:r>
+      <w:r>
+        <w:t xml:space="preserve"> (SLU Artdatabanken, 2024; Skogsstyrelsen, 2016)</w:t>
+      </w:r>
+      <w:r>
+        <w:rPr>
+          <w:i/>
+        </w:rPr>
+        <w:t>.</w:t>
       </w:r>
     </w:p>
     <w:p>
@@ -989,12 +1281,30 @@
     </w:p>
     <w:p>
       <w:r>
-        <w:t>Permanenta revir av tretåig hackspett karaktäriseras ofta av artens typiska ringformigt ordnade hackmärken på framför allt gamla granar. För att säkerställa att inte revir av tretåig hackspett drabbas av avverkningsplanerna bör en inventering göras i området både under häckningstid och under vintern, då arten utnyttjar betydligt större områden än under sommarens häckningsrevir. Storleken på häckningsreviret varierar med skogstypen, förekomsten av död ved och graden av fragmentering, men är i allmänhet i storleksordningen 25–100 hektar.</w:t>
+        <w:t>Permanenta revir av tretåig hackspett karaktäriseras ofta av artens typiska ringformigt ordnade hackmärken på framför allt gamla granar. För att säkerställa att inte revir av tretåig hackspett drabbas av avverkningsplanerna bör en inventering göras i området både under häckningstid och under vintern, då arten utnyttjar betydligt större områden än under sommarens häckningsrevir. Storleken på häckningsreviret varierar med skogstypen, förekomsten av död ved och graden av fragmentering, men är i allmänhet i storleksordningen 25–100 hektar (SLU Artdatabanken, 2024; Skogsstyrelsen, 2016).</w:t>
       </w:r>
     </w:p>
     <w:p>
       <w:r>
-        <w:t>Förutom fridlysning enligt §4 Artskyddsförordningen är tretåig hackspett även förtecknad i EU:s fågeldirektiv bilaga 1. Den ingår också i Natura 2000 och är förtecknad i Bernkonventionen bilaga II (strikt skyddade djurarter).</w:t>
+        <w:t xml:space="preserve">Förutom fridlysning enligt §4 Artskyddsförordningen är tretåig hackspett även förtecknad i EU:s fågeldirektiv bilaga 1. Den är typisk art för </w:t>
+      </w:r>
+      <w:r>
+        <w:rPr>
+          <w:i/>
+        </w:rPr>
+        <w:t xml:space="preserve">9010 Taiga, 9740 Skogsbevuxen myr, 9030 Landhöjningsskog </w:t>
+      </w:r>
+      <w:r>
+        <w:t xml:space="preserve">och </w:t>
+      </w:r>
+      <w:r>
+        <w:rPr>
+          <w:i/>
+        </w:rPr>
+        <w:t>9040 Fjällbjörkskog</w:t>
+      </w:r>
+      <w:r>
+        <w:t xml:space="preserve"> samt ingår i Natura 2000 och är förtecknad i Bernkonventionen bilaga II (strikt skyddade djurarter) (SLU Artdatabanken, 2024; Skogsstyrelsen, 2016).</w:t>
       </w:r>
     </w:p>
     <w:p>
@@ -1016,7 +1326,7 @@
         <w:t xml:space="preserve">Förekomst av tretåig hackspett Picoides tridactylus på bestånds- och landskapsnivå. </w:t>
       </w:r>
       <w:r>
-        <w:t>Ornis Svecica 6: 107–119</w:t>
+        <w:t>Ornis Svecica 6: 107–119.</w:t>
       </w:r>
     </w:p>
     <w:p>
@@ -1030,7 +1340,7 @@
         <w:t xml:space="preserve">Dead wood threshold values for the three-toed woodpecker presence in boreal and sub-Alpine forest. </w:t>
       </w:r>
       <w:r>
-        <w:t>Biological conservation 119(3): 305–318</w:t>
+        <w:t>Biological conservation 119(3): 305–318.</w:t>
       </w:r>
     </w:p>
     <w:p>
@@ -1069,10 +1379,21 @@
         <w:rPr>
           <w:i/>
         </w:rPr>
-        <w:t xml:space="preserve">Vägledning för hänsyn till fåglar – Tretåig hackspett. </w:t>
-      </w:r>
-      <w:r>
-        <w:t>www.skogsstyrelsen.se</w:t>
+        <w:t>Vägledning för hänsyn till fåglar – Tretåig hackspett.</w:t>
+      </w:r>
+    </w:p>
+    <w:p>
+      <w:r>
+        <w:t xml:space="preserve">SLU Artdatabanken, 2024. </w:t>
+      </w:r>
+      <w:r>
+        <w:rPr>
+          <w:i/>
+        </w:rPr>
+        <w:t xml:space="preserve">Artfaktablad. Naturvård – artfakta. </w:t>
+      </w:r>
+      <w:r>
+        <w:t>SLU Artdatabanken, Uppsala.</w:t>
       </w:r>
     </w:p>
     <w:p>
@@ -1100,7 +1421,7 @@
         <w:t xml:space="preserve">Population trends of forest birds in a Finnish Lapland landscape of large habitat blocks – Consequences of stochastic environmental variation or regional habitat alteration. </w:t>
       </w:r>
       <w:r>
-        <w:t>Biological conservation 56(2): 223–240</w:t>
+        <w:t>Biological conservation 56(2): 223–240.</w:t>
       </w:r>
     </w:p>
     <w:p>
@@ -1135,7 +1456,7 @@
 </file>
 
 <file path=word/endnotes.xml><?xml version="1.0" encoding="utf-8"?>
-<w:endnotes xmlns:wpc="http://schemas.microsoft.com/office/word/2010/wordprocessingCanvas" xmlns:cx="http://schemas.microsoft.com/office/drawing/2014/chartex" xmlns:cx1="http://schemas.microsoft.com/office/drawing/2015/9/8/chartex" xmlns:cx2="http://schemas.microsoft.com/office/drawing/2015/10/21/chartex" xmlns:cx3="http://schemas.microsoft.com/office/drawing/2016/5/9/chartex" xmlns:cx4="http://schemas.microsoft.com/office/drawing/2016/5/10/chartex" xmlns:cx5="http://schemas.microsoft.com/office/drawing/2016/5/11/chartex" xmlns:cx6="http://schemas.microsoft.com/office/drawing/2016/5/12/chartex" xmlns:cx7="http://schemas.microsoft.com/office/drawing/2016/5/13/chartex" xmlns:cx8="http://schemas.microsoft.com/office/drawing/2016/5/14/chartex" xmlns:mc="http://schemas.openxmlformats.org/markup-compatibility/2006" xmlns:aink="http://schemas.microsoft.com/office/drawing/2016/ink" xmlns:am3d="http://schemas.microsoft.com/office/drawing/2017/model3d" xmlns:o="urn:schemas-microsoft-com:office:office" xmlns:oel="http://schemas.microsoft.com/office/2019/extlst" xmlns:r="http://schemas.openxmlformats.org/officeDocument/2006/relationships" xmlns:m="http://schemas.openxmlformats.org/officeDocument/2006/math" xmlns:v="urn:schemas-microsoft-com:vml" xmlns:wp14="http://schemas.microsoft.com/office/word/2010/wordprocessingDrawing" xmlns:wp="http://schemas.openxmlformats.org/drawingml/2006/wordprocessingDrawing" xmlns:w10="urn:schemas-microsoft-com:office:word" xmlns:w="http://schemas.openxmlformats.org/wordprocessingml/2006/main" xmlns:w14="http://schemas.microsoft.com/office/word/2010/wordml" xmlns:w15="http://schemas.microsoft.com/office/word/2012/wordml" xmlns:w16cex="http://schemas.microsoft.com/office/word/2018/wordml/cex" xmlns:w16cid="http://schemas.microsoft.com/office/word/2016/wordml/cid" xmlns:w16="http://schemas.microsoft.com/office/word/2018/wordml" xmlns:w16sdtdh="http://schemas.microsoft.com/office/word/2020/wordml/sdtdatahash" xmlns:w16se="http://schemas.microsoft.com/office/word/2015/wordml/symex" xmlns:wpg="http://schemas.microsoft.com/office/word/2010/wordprocessingGroup" xmlns:wpi="http://schemas.microsoft.com/office/word/2010/wordprocessingInk" xmlns:wne="http://schemas.microsoft.com/office/word/2006/wordml" xmlns:wps="http://schemas.microsoft.com/office/word/2010/wordprocessingShape" mc:Ignorable="w14 w15 w16se w16cid w16 w16cex w16sdtdh wp14">
+<w:endnotes xmlns:wpc="http://schemas.microsoft.com/office/word/2010/wordprocessingCanvas" xmlns:cx="http://schemas.microsoft.com/office/drawing/2014/chartex" xmlns:cx1="http://schemas.microsoft.com/office/drawing/2015/9/8/chartex" xmlns:cx2="http://schemas.microsoft.com/office/drawing/2015/10/21/chartex" xmlns:cx3="http://schemas.microsoft.com/office/drawing/2016/5/9/chartex" xmlns:cx4="http://schemas.microsoft.com/office/drawing/2016/5/10/chartex" xmlns:cx5="http://schemas.microsoft.com/office/drawing/2016/5/11/chartex" xmlns:cx6="http://schemas.microsoft.com/office/drawing/2016/5/12/chartex" xmlns:cx7="http://schemas.microsoft.com/office/drawing/2016/5/13/chartex" xmlns:cx8="http://schemas.microsoft.com/office/drawing/2016/5/14/chartex" xmlns:mc="http://schemas.openxmlformats.org/markup-compatibility/2006" xmlns:aink="http://schemas.microsoft.com/office/drawing/2016/ink" xmlns:am3d="http://schemas.microsoft.com/office/drawing/2017/model3d" xmlns:o="urn:schemas-microsoft-com:office:office" xmlns:oel="http://schemas.microsoft.com/office/2019/extlst" xmlns:r="http://schemas.openxmlformats.org/officeDocument/2006/relationships" xmlns:m="http://schemas.openxmlformats.org/officeDocument/2006/math" xmlns:v="urn:schemas-microsoft-com:vml" xmlns:wp14="http://schemas.microsoft.com/office/word/2010/wordprocessingDrawing" xmlns:wp="http://schemas.openxmlformats.org/drawingml/2006/wordprocessingDrawing" xmlns:w10="urn:schemas-microsoft-com:office:word" xmlns:w="http://schemas.openxmlformats.org/wordprocessingml/2006/main" xmlns:w14="http://schemas.microsoft.com/office/word/2010/wordml" xmlns:w15="http://schemas.microsoft.com/office/word/2012/wordml" xmlns:w16cex="http://schemas.microsoft.com/office/word/2018/wordml/cex" xmlns:w16cid="http://schemas.microsoft.com/office/word/2016/wordml/cid" xmlns:w16="http://schemas.microsoft.com/office/word/2018/wordml" xmlns:w16du="http://schemas.microsoft.com/office/word/2023/wordml/word16du" xmlns:w16sdtdh="http://schemas.microsoft.com/office/word/2020/wordml/sdtdatahash" xmlns:w16sdtfl="http://schemas.microsoft.com/office/word/2024/wordml/sdtformatlock" xmlns:w16se="http://schemas.microsoft.com/office/word/2015/wordml/symex" xmlns:wpg="http://schemas.microsoft.com/office/word/2010/wordprocessingGroup" xmlns:wpi="http://schemas.microsoft.com/office/word/2010/wordprocessingInk" xmlns:wne="http://schemas.microsoft.com/office/word/2006/wordml" xmlns:wps="http://schemas.microsoft.com/office/word/2010/wordprocessingShape" mc:Ignorable="w14 w15 w16se w16cid w16 w16cex w16sdtdh w16sdtfl w16du wp14">
   <w:endnote w:type="separator" w:id="-1">
     <w:p>
       <w:pPr>
@@ -1160,7 +1481,7 @@
 </file>
 
 <file path=word/footer1.xml><?xml version="1.0" encoding="utf-8"?>
-<w:ftr xmlns:wpc="http://schemas.microsoft.com/office/word/2010/wordprocessingCanvas" xmlns:cx="http://schemas.microsoft.com/office/drawing/2014/chartex" xmlns:cx1="http://schemas.microsoft.com/office/drawing/2015/9/8/chartex" xmlns:cx2="http://schemas.microsoft.com/office/drawing/2015/10/21/chartex" xmlns:cx3="http://schemas.microsoft.com/office/drawing/2016/5/9/chartex" xmlns:cx4="http://schemas.microsoft.com/office/drawing/2016/5/10/chartex" xmlns:cx5="http://schemas.microsoft.com/office/drawing/2016/5/11/chartex" xmlns:cx6="http://schemas.microsoft.com/office/drawing/2016/5/12/chartex" xmlns:cx7="http://schemas.microsoft.com/office/drawing/2016/5/13/chartex" xmlns:cx8="http://schemas.microsoft.com/office/drawing/2016/5/14/chartex" xmlns:mc="http://schemas.openxmlformats.org/markup-compatibility/2006" xmlns:aink="http://schemas.microsoft.com/office/drawing/2016/ink" xmlns:am3d="http://schemas.microsoft.com/office/drawing/2017/model3d" xmlns:o="urn:schemas-microsoft-com:office:office" xmlns:oel="http://schemas.microsoft.com/office/2019/extlst" xmlns:r="http://schemas.openxmlformats.org/officeDocument/2006/relationships" xmlns:m="http://schemas.openxmlformats.org/officeDocument/2006/math" xmlns:v="urn:schemas-microsoft-com:vml" xmlns:wp14="http://schemas.microsoft.com/office/word/2010/wordprocessingDrawing" xmlns:wp="http://schemas.openxmlformats.org/drawingml/2006/wordprocessingDrawing" xmlns:w10="urn:schemas-microsoft-com:office:word" xmlns:w="http://schemas.openxmlformats.org/wordprocessingml/2006/main" xmlns:w14="http://schemas.microsoft.com/office/word/2010/wordml" xmlns:w15="http://schemas.microsoft.com/office/word/2012/wordml" xmlns:w16cex="http://schemas.microsoft.com/office/word/2018/wordml/cex" xmlns:w16cid="http://schemas.microsoft.com/office/word/2016/wordml/cid" xmlns:w16="http://schemas.microsoft.com/office/word/2018/wordml" xmlns:w16sdtdh="http://schemas.microsoft.com/office/word/2020/wordml/sdtdatahash" xmlns:w16se="http://schemas.microsoft.com/office/word/2015/wordml/symex" xmlns:wpg="http://schemas.microsoft.com/office/word/2010/wordprocessingGroup" xmlns:wpi="http://schemas.microsoft.com/office/word/2010/wordprocessingInk" xmlns:wne="http://schemas.microsoft.com/office/word/2006/wordml" xmlns:wps="http://schemas.microsoft.com/office/word/2010/wordprocessingShape" mc:Ignorable="w14 w15 w16se w16cid w16 w16cex w16sdtdh wp14">
+<w:ftr xmlns:wpc="http://schemas.microsoft.com/office/word/2010/wordprocessingCanvas" xmlns:cx="http://schemas.microsoft.com/office/drawing/2014/chartex" xmlns:cx1="http://schemas.microsoft.com/office/drawing/2015/9/8/chartex" xmlns:cx2="http://schemas.microsoft.com/office/drawing/2015/10/21/chartex" xmlns:cx3="http://schemas.microsoft.com/office/drawing/2016/5/9/chartex" xmlns:cx4="http://schemas.microsoft.com/office/drawing/2016/5/10/chartex" xmlns:cx5="http://schemas.microsoft.com/office/drawing/2016/5/11/chartex" xmlns:cx6="http://schemas.microsoft.com/office/drawing/2016/5/12/chartex" xmlns:cx7="http://schemas.microsoft.com/office/drawing/2016/5/13/chartex" xmlns:cx8="http://schemas.microsoft.com/office/drawing/2016/5/14/chartex" xmlns:mc="http://schemas.openxmlformats.org/markup-compatibility/2006" xmlns:aink="http://schemas.microsoft.com/office/drawing/2016/ink" xmlns:am3d="http://schemas.microsoft.com/office/drawing/2017/model3d" xmlns:o="urn:schemas-microsoft-com:office:office" xmlns:oel="http://schemas.microsoft.com/office/2019/extlst" xmlns:r="http://schemas.openxmlformats.org/officeDocument/2006/relationships" xmlns:m="http://schemas.openxmlformats.org/officeDocument/2006/math" xmlns:v="urn:schemas-microsoft-com:vml" xmlns:wp14="http://schemas.microsoft.com/office/word/2010/wordprocessingDrawing" xmlns:wp="http://schemas.openxmlformats.org/drawingml/2006/wordprocessingDrawing" xmlns:w10="urn:schemas-microsoft-com:office:word" xmlns:w="http://schemas.openxmlformats.org/wordprocessingml/2006/main" xmlns:w14="http://schemas.microsoft.com/office/word/2010/wordml" xmlns:w15="http://schemas.microsoft.com/office/word/2012/wordml" xmlns:w16cex="http://schemas.microsoft.com/office/word/2018/wordml/cex" xmlns:w16cid="http://schemas.microsoft.com/office/word/2016/wordml/cid" xmlns:w16="http://schemas.microsoft.com/office/word/2018/wordml" xmlns:w16du="http://schemas.microsoft.com/office/word/2023/wordml/word16du" xmlns:w16sdtdh="http://schemas.microsoft.com/office/word/2020/wordml/sdtdatahash" xmlns:w16sdtfl="http://schemas.microsoft.com/office/word/2024/wordml/sdtformatlock" xmlns:w16se="http://schemas.microsoft.com/office/word/2015/wordml/symex" xmlns:wpg="http://schemas.microsoft.com/office/word/2010/wordprocessingGroup" xmlns:wpi="http://schemas.microsoft.com/office/word/2010/wordprocessingInk" xmlns:wne="http://schemas.microsoft.com/office/word/2006/wordml" xmlns:wps="http://schemas.microsoft.com/office/word/2010/wordprocessingShape" mc:Ignorable="w14 w15 w16se w16cid w16 w16cex w16sdtdh w16sdtfl w16du wp14">
   <w:p>
     <w:pPr>
       <w:pStyle w:val="Footer"/>
@@ -1170,7 +1491,7 @@
 </file>
 
 <file path=word/footer2.xml><?xml version="1.0" encoding="utf-8"?>
-<w:ftr xmlns:wpc="http://schemas.microsoft.com/office/word/2010/wordprocessingCanvas" xmlns:cx="http://schemas.microsoft.com/office/drawing/2014/chartex" xmlns:cx1="http://schemas.microsoft.com/office/drawing/2015/9/8/chartex" xmlns:cx2="http://schemas.microsoft.com/office/drawing/2015/10/21/chartex" xmlns:cx3="http://schemas.microsoft.com/office/drawing/2016/5/9/chartex" xmlns:cx4="http://schemas.microsoft.com/office/drawing/2016/5/10/chartex" xmlns:cx5="http://schemas.microsoft.com/office/drawing/2016/5/11/chartex" xmlns:cx6="http://schemas.microsoft.com/office/drawing/2016/5/12/chartex" xmlns:cx7="http://schemas.microsoft.com/office/drawing/2016/5/13/chartex" xmlns:cx8="http://schemas.microsoft.com/office/drawing/2016/5/14/chartex" xmlns:mc="http://schemas.openxmlformats.org/markup-compatibility/2006" xmlns:aink="http://schemas.microsoft.com/office/drawing/2016/ink" xmlns:am3d="http://schemas.microsoft.com/office/drawing/2017/model3d" xmlns:o="urn:schemas-microsoft-com:office:office" xmlns:oel="http://schemas.microsoft.com/office/2019/extlst" xmlns:r="http://schemas.openxmlformats.org/officeDocument/2006/relationships" xmlns:m="http://schemas.openxmlformats.org/officeDocument/2006/math" xmlns:v="urn:schemas-microsoft-com:vml" xmlns:wp14="http://schemas.microsoft.com/office/word/2010/wordprocessingDrawing" xmlns:wp="http://schemas.openxmlformats.org/drawingml/2006/wordprocessingDrawing" xmlns:w10="urn:schemas-microsoft-com:office:word" xmlns:w="http://schemas.openxmlformats.org/wordprocessingml/2006/main" xmlns:w14="http://schemas.microsoft.com/office/word/2010/wordml" xmlns:w15="http://schemas.microsoft.com/office/word/2012/wordml" xmlns:w16cex="http://schemas.microsoft.com/office/word/2018/wordml/cex" xmlns:w16cid="http://schemas.microsoft.com/office/word/2016/wordml/cid" xmlns:w16="http://schemas.microsoft.com/office/word/2018/wordml" xmlns:w16sdtdh="http://schemas.microsoft.com/office/word/2020/wordml/sdtdatahash" xmlns:w16se="http://schemas.microsoft.com/office/word/2015/wordml/symex" xmlns:wpg="http://schemas.microsoft.com/office/word/2010/wordprocessingGroup" xmlns:wpi="http://schemas.microsoft.com/office/word/2010/wordprocessingInk" xmlns:wne="http://schemas.microsoft.com/office/word/2006/wordml" xmlns:wps="http://schemas.microsoft.com/office/word/2010/wordprocessingShape" mc:Ignorable="w14 w15 w16se w16cid w16 w16cex w16sdtdh wp14">
+<w:ftr xmlns:wpc="http://schemas.microsoft.com/office/word/2010/wordprocessingCanvas" xmlns:cx="http://schemas.microsoft.com/office/drawing/2014/chartex" xmlns:cx1="http://schemas.microsoft.com/office/drawing/2015/9/8/chartex" xmlns:cx2="http://schemas.microsoft.com/office/drawing/2015/10/21/chartex" xmlns:cx3="http://schemas.microsoft.com/office/drawing/2016/5/9/chartex" xmlns:cx4="http://schemas.microsoft.com/office/drawing/2016/5/10/chartex" xmlns:cx5="http://schemas.microsoft.com/office/drawing/2016/5/11/chartex" xmlns:cx6="http://schemas.microsoft.com/office/drawing/2016/5/12/chartex" xmlns:cx7="http://schemas.microsoft.com/office/drawing/2016/5/13/chartex" xmlns:cx8="http://schemas.microsoft.com/office/drawing/2016/5/14/chartex" xmlns:mc="http://schemas.openxmlformats.org/markup-compatibility/2006" xmlns:aink="http://schemas.microsoft.com/office/drawing/2016/ink" xmlns:am3d="http://schemas.microsoft.com/office/drawing/2017/model3d" xmlns:o="urn:schemas-microsoft-com:office:office" xmlns:oel="http://schemas.microsoft.com/office/2019/extlst" xmlns:r="http://schemas.openxmlformats.org/officeDocument/2006/relationships" xmlns:m="http://schemas.openxmlformats.org/officeDocument/2006/math" xmlns:v="urn:schemas-microsoft-com:vml" xmlns:wp14="http://schemas.microsoft.com/office/word/2010/wordprocessingDrawing" xmlns:wp="http://schemas.openxmlformats.org/drawingml/2006/wordprocessingDrawing" xmlns:w10="urn:schemas-microsoft-com:office:word" xmlns:w="http://schemas.openxmlformats.org/wordprocessingml/2006/main" xmlns:w14="http://schemas.microsoft.com/office/word/2010/wordml" xmlns:w15="http://schemas.microsoft.com/office/word/2012/wordml" xmlns:w16cex="http://schemas.microsoft.com/office/word/2018/wordml/cex" xmlns:w16cid="http://schemas.microsoft.com/office/word/2016/wordml/cid" xmlns:w16="http://schemas.microsoft.com/office/word/2018/wordml" xmlns:w16du="http://schemas.microsoft.com/office/word/2023/wordml/word16du" xmlns:w16sdtdh="http://schemas.microsoft.com/office/word/2020/wordml/sdtdatahash" xmlns:w16sdtfl="http://schemas.microsoft.com/office/word/2024/wordml/sdtformatlock" xmlns:w16se="http://schemas.microsoft.com/office/word/2015/wordml/symex" xmlns:wpg="http://schemas.microsoft.com/office/word/2010/wordprocessingGroup" xmlns:wpi="http://schemas.microsoft.com/office/word/2010/wordprocessingInk" xmlns:wne="http://schemas.microsoft.com/office/word/2006/wordml" xmlns:wps="http://schemas.microsoft.com/office/word/2010/wordprocessingShape" mc:Ignorable="w14 w15 w16se w16cid w16 w16cex w16sdtdh w16sdtfl w16du wp14">
   <w:p>
     <w:pPr>
       <w:pStyle w:val="Footer"/>
@@ -1180,7 +1501,7 @@
 </file>
 
 <file path=word/footer3.xml><?xml version="1.0" encoding="utf-8"?>
-<w:ftr xmlns:wpc="http://schemas.microsoft.com/office/word/2010/wordprocessingCanvas" xmlns:cx="http://schemas.microsoft.com/office/drawing/2014/chartex" xmlns:cx1="http://schemas.microsoft.com/office/drawing/2015/9/8/chartex" xmlns:cx2="http://schemas.microsoft.com/office/drawing/2015/10/21/chartex" xmlns:cx3="http://schemas.microsoft.com/office/drawing/2016/5/9/chartex" xmlns:cx4="http://schemas.microsoft.com/office/drawing/2016/5/10/chartex" xmlns:cx5="http://schemas.microsoft.com/office/drawing/2016/5/11/chartex" xmlns:cx6="http://schemas.microsoft.com/office/drawing/2016/5/12/chartex" xmlns:cx7="http://schemas.microsoft.com/office/drawing/2016/5/13/chartex" xmlns:cx8="http://schemas.microsoft.com/office/drawing/2016/5/14/chartex" xmlns:mc="http://schemas.openxmlformats.org/markup-compatibility/2006" xmlns:aink="http://schemas.microsoft.com/office/drawing/2016/ink" xmlns:am3d="http://schemas.microsoft.com/office/drawing/2017/model3d" xmlns:o="urn:schemas-microsoft-com:office:office" xmlns:oel="http://schemas.microsoft.com/office/2019/extlst" xmlns:r="http://schemas.openxmlformats.org/officeDocument/2006/relationships" xmlns:m="http://schemas.openxmlformats.org/officeDocument/2006/math" xmlns:v="urn:schemas-microsoft-com:vml" xmlns:wp14="http://schemas.microsoft.com/office/word/2010/wordprocessingDrawing" xmlns:wp="http://schemas.openxmlformats.org/drawingml/2006/wordprocessingDrawing" xmlns:w10="urn:schemas-microsoft-com:office:word" xmlns:w="http://schemas.openxmlformats.org/wordprocessingml/2006/main" xmlns:w14="http://schemas.microsoft.com/office/word/2010/wordml" xmlns:w15="http://schemas.microsoft.com/office/word/2012/wordml" xmlns:w16cex="http://schemas.microsoft.com/office/word/2018/wordml/cex" xmlns:w16cid="http://schemas.microsoft.com/office/word/2016/wordml/cid" xmlns:w16="http://schemas.microsoft.com/office/word/2018/wordml" xmlns:w16sdtdh="http://schemas.microsoft.com/office/word/2020/wordml/sdtdatahash" xmlns:w16se="http://schemas.microsoft.com/office/word/2015/wordml/symex" xmlns:wpg="http://schemas.microsoft.com/office/word/2010/wordprocessingGroup" xmlns:wpi="http://schemas.microsoft.com/office/word/2010/wordprocessingInk" xmlns:wne="http://schemas.microsoft.com/office/word/2006/wordml" xmlns:wps="http://schemas.microsoft.com/office/word/2010/wordprocessingShape" mc:Ignorable="w14 w15 w16se w16cid w16 w16cex w16sdtdh wp14">
+<w:ftr xmlns:wpc="http://schemas.microsoft.com/office/word/2010/wordprocessingCanvas" xmlns:cx="http://schemas.microsoft.com/office/drawing/2014/chartex" xmlns:cx1="http://schemas.microsoft.com/office/drawing/2015/9/8/chartex" xmlns:cx2="http://schemas.microsoft.com/office/drawing/2015/10/21/chartex" xmlns:cx3="http://schemas.microsoft.com/office/drawing/2016/5/9/chartex" xmlns:cx4="http://schemas.microsoft.com/office/drawing/2016/5/10/chartex" xmlns:cx5="http://schemas.microsoft.com/office/drawing/2016/5/11/chartex" xmlns:cx6="http://schemas.microsoft.com/office/drawing/2016/5/12/chartex" xmlns:cx7="http://schemas.microsoft.com/office/drawing/2016/5/13/chartex" xmlns:cx8="http://schemas.microsoft.com/office/drawing/2016/5/14/chartex" xmlns:mc="http://schemas.openxmlformats.org/markup-compatibility/2006" xmlns:aink="http://schemas.microsoft.com/office/drawing/2016/ink" xmlns:am3d="http://schemas.microsoft.com/office/drawing/2017/model3d" xmlns:o="urn:schemas-microsoft-com:office:office" xmlns:oel="http://schemas.microsoft.com/office/2019/extlst" xmlns:r="http://schemas.openxmlformats.org/officeDocument/2006/relationships" xmlns:m="http://schemas.openxmlformats.org/officeDocument/2006/math" xmlns:v="urn:schemas-microsoft-com:vml" xmlns:wp14="http://schemas.microsoft.com/office/word/2010/wordprocessingDrawing" xmlns:wp="http://schemas.openxmlformats.org/drawingml/2006/wordprocessingDrawing" xmlns:w10="urn:schemas-microsoft-com:office:word" xmlns:w="http://schemas.openxmlformats.org/wordprocessingml/2006/main" xmlns:w14="http://schemas.microsoft.com/office/word/2010/wordml" xmlns:w15="http://schemas.microsoft.com/office/word/2012/wordml" xmlns:w16cex="http://schemas.microsoft.com/office/word/2018/wordml/cex" xmlns:w16cid="http://schemas.microsoft.com/office/word/2016/wordml/cid" xmlns:w16="http://schemas.microsoft.com/office/word/2018/wordml" xmlns:w16du="http://schemas.microsoft.com/office/word/2023/wordml/word16du" xmlns:w16sdtdh="http://schemas.microsoft.com/office/word/2020/wordml/sdtdatahash" xmlns:w16sdtfl="http://schemas.microsoft.com/office/word/2024/wordml/sdtformatlock" xmlns:w16se="http://schemas.microsoft.com/office/word/2015/wordml/symex" xmlns:wpg="http://schemas.microsoft.com/office/word/2010/wordprocessingGroup" xmlns:wpi="http://schemas.microsoft.com/office/word/2010/wordprocessingInk" xmlns:wne="http://schemas.microsoft.com/office/word/2006/wordml" xmlns:wps="http://schemas.microsoft.com/office/word/2010/wordprocessingShape" mc:Ignorable="w14 w15 w16se w16cid w16 w16cex w16sdtdh w16sdtfl w16du wp14">
   <w:p>
     <w:pPr>
       <w:pStyle w:val="Footer"/>
@@ -1190,7 +1511,7 @@
 </file>
 
 <file path=word/footnotes.xml><?xml version="1.0" encoding="utf-8"?>
-<w:footnotes xmlns:wpc="http://schemas.microsoft.com/office/word/2010/wordprocessingCanvas" xmlns:cx="http://schemas.microsoft.com/office/drawing/2014/chartex" xmlns:cx1="http://schemas.microsoft.com/office/drawing/2015/9/8/chartex" xmlns:cx2="http://schemas.microsoft.com/office/drawing/2015/10/21/chartex" xmlns:cx3="http://schemas.microsoft.com/office/drawing/2016/5/9/chartex" xmlns:cx4="http://schemas.microsoft.com/office/drawing/2016/5/10/chartex" xmlns:cx5="http://schemas.microsoft.com/office/drawing/2016/5/11/chartex" xmlns:cx6="http://schemas.microsoft.com/office/drawing/2016/5/12/chartex" xmlns:cx7="http://schemas.microsoft.com/office/drawing/2016/5/13/chartex" xmlns:cx8="http://schemas.microsoft.com/office/drawing/2016/5/14/chartex" xmlns:mc="http://schemas.openxmlformats.org/markup-compatibility/2006" xmlns:aink="http://schemas.microsoft.com/office/drawing/2016/ink" xmlns:am3d="http://schemas.microsoft.com/office/drawing/2017/model3d" xmlns:o="urn:schemas-microsoft-com:office:office" xmlns:oel="http://schemas.microsoft.com/office/2019/extlst" xmlns:r="http://schemas.openxmlformats.org/officeDocument/2006/relationships" xmlns:m="http://schemas.openxmlformats.org/officeDocument/2006/math" xmlns:v="urn:schemas-microsoft-com:vml" xmlns:wp14="http://schemas.microsoft.com/office/word/2010/wordprocessingDrawing" xmlns:wp="http://schemas.openxmlformats.org/drawingml/2006/wordprocessingDrawing" xmlns:w10="urn:schemas-microsoft-com:office:word" xmlns:w="http://schemas.openxmlformats.org/wordprocessingml/2006/main" xmlns:w14="http://schemas.microsoft.com/office/word/2010/wordml" xmlns:w15="http://schemas.microsoft.com/office/word/2012/wordml" xmlns:w16cex="http://schemas.microsoft.com/office/word/2018/wordml/cex" xmlns:w16cid="http://schemas.microsoft.com/office/word/2016/wordml/cid" xmlns:w16="http://schemas.microsoft.com/office/word/2018/wordml" xmlns:w16sdtdh="http://schemas.microsoft.com/office/word/2020/wordml/sdtdatahash" xmlns:w16se="http://schemas.microsoft.com/office/word/2015/wordml/symex" xmlns:wpg="http://schemas.microsoft.com/office/word/2010/wordprocessingGroup" xmlns:wpi="http://schemas.microsoft.com/office/word/2010/wordprocessingInk" xmlns:wne="http://schemas.microsoft.com/office/word/2006/wordml" xmlns:wps="http://schemas.microsoft.com/office/word/2010/wordprocessingShape" mc:Ignorable="w14 w15 w16se w16cid w16 w16cex w16sdtdh wp14">
+<w:footnotes xmlns:wpc="http://schemas.microsoft.com/office/word/2010/wordprocessingCanvas" xmlns:cx="http://schemas.microsoft.com/office/drawing/2014/chartex" xmlns:cx1="http://schemas.microsoft.com/office/drawing/2015/9/8/chartex" xmlns:cx2="http://schemas.microsoft.com/office/drawing/2015/10/21/chartex" xmlns:cx3="http://schemas.microsoft.com/office/drawing/2016/5/9/chartex" xmlns:cx4="http://schemas.microsoft.com/office/drawing/2016/5/10/chartex" xmlns:cx5="http://schemas.microsoft.com/office/drawing/2016/5/11/chartex" xmlns:cx6="http://schemas.microsoft.com/office/drawing/2016/5/12/chartex" xmlns:cx7="http://schemas.microsoft.com/office/drawing/2016/5/13/chartex" xmlns:cx8="http://schemas.microsoft.com/office/drawing/2016/5/14/chartex" xmlns:mc="http://schemas.openxmlformats.org/markup-compatibility/2006" xmlns:aink="http://schemas.microsoft.com/office/drawing/2016/ink" xmlns:am3d="http://schemas.microsoft.com/office/drawing/2017/model3d" xmlns:o="urn:schemas-microsoft-com:office:office" xmlns:oel="http://schemas.microsoft.com/office/2019/extlst" xmlns:r="http://schemas.openxmlformats.org/officeDocument/2006/relationships" xmlns:m="http://schemas.openxmlformats.org/officeDocument/2006/math" xmlns:v="urn:schemas-microsoft-com:vml" xmlns:wp14="http://schemas.microsoft.com/office/word/2010/wordprocessingDrawing" xmlns:wp="http://schemas.openxmlformats.org/drawingml/2006/wordprocessingDrawing" xmlns:w10="urn:schemas-microsoft-com:office:word" xmlns:w="http://schemas.openxmlformats.org/wordprocessingml/2006/main" xmlns:w14="http://schemas.microsoft.com/office/word/2010/wordml" xmlns:w15="http://schemas.microsoft.com/office/word/2012/wordml" xmlns:w16cex="http://schemas.microsoft.com/office/word/2018/wordml/cex" xmlns:w16cid="http://schemas.microsoft.com/office/word/2016/wordml/cid" xmlns:w16="http://schemas.microsoft.com/office/word/2018/wordml" xmlns:w16du="http://schemas.microsoft.com/office/word/2023/wordml/word16du" xmlns:w16sdtdh="http://schemas.microsoft.com/office/word/2020/wordml/sdtdatahash" xmlns:w16sdtfl="http://schemas.microsoft.com/office/word/2024/wordml/sdtformatlock" xmlns:w16se="http://schemas.microsoft.com/office/word/2015/wordml/symex" xmlns:wpg="http://schemas.microsoft.com/office/word/2010/wordprocessingGroup" xmlns:wpi="http://schemas.microsoft.com/office/word/2010/wordprocessingInk" xmlns:wne="http://schemas.microsoft.com/office/word/2006/wordml" xmlns:wps="http://schemas.microsoft.com/office/word/2010/wordprocessingShape" mc:Ignorable="w14 w15 w16se w16cid w16 w16cex w16sdtdh w16sdtfl w16du wp14">
   <w:footnote w:type="separator" w:id="-1">
     <w:p>
       <w:pPr>
@@ -1215,7 +1536,7 @@
 </file>
 
 <file path=word/header1.xml><?xml version="1.0" encoding="utf-8"?>
-<w:hdr xmlns:wpc="http://schemas.microsoft.com/office/word/2010/wordprocessingCanvas" xmlns:cx="http://schemas.microsoft.com/office/drawing/2014/chartex" xmlns:cx1="http://schemas.microsoft.com/office/drawing/2015/9/8/chartex" xmlns:cx2="http://schemas.microsoft.com/office/drawing/2015/10/21/chartex" xmlns:cx3="http://schemas.microsoft.com/office/drawing/2016/5/9/chartex" xmlns:cx4="http://schemas.microsoft.com/office/drawing/2016/5/10/chartex" xmlns:cx5="http://schemas.microsoft.com/office/drawing/2016/5/11/chartex" xmlns:cx6="http://schemas.microsoft.com/office/drawing/2016/5/12/chartex" xmlns:cx7="http://schemas.microsoft.com/office/drawing/2016/5/13/chartex" xmlns:cx8="http://schemas.microsoft.com/office/drawing/2016/5/14/chartex" xmlns:mc="http://schemas.openxmlformats.org/markup-compatibility/2006" xmlns:aink="http://schemas.microsoft.com/office/drawing/2016/ink" xmlns:am3d="http://schemas.microsoft.com/office/drawing/2017/model3d" xmlns:o="urn:schemas-microsoft-com:office:office" xmlns:oel="http://schemas.microsoft.com/office/2019/extlst" xmlns:r="http://schemas.openxmlformats.org/officeDocument/2006/relationships" xmlns:m="http://schemas.openxmlformats.org/officeDocument/2006/math" xmlns:v="urn:schemas-microsoft-com:vml" xmlns:wp14="http://schemas.microsoft.com/office/word/2010/wordprocessingDrawing" xmlns:wp="http://schemas.openxmlformats.org/drawingml/2006/wordprocessingDrawing" xmlns:w10="urn:schemas-microsoft-com:office:word" xmlns:w="http://schemas.openxmlformats.org/wordprocessingml/2006/main" xmlns:w14="http://schemas.microsoft.com/office/word/2010/wordml" xmlns:w15="http://schemas.microsoft.com/office/word/2012/wordml" xmlns:w16cex="http://schemas.microsoft.com/office/word/2018/wordml/cex" xmlns:w16cid="http://schemas.microsoft.com/office/word/2016/wordml/cid" xmlns:w16="http://schemas.microsoft.com/office/word/2018/wordml" xmlns:w16sdtdh="http://schemas.microsoft.com/office/word/2020/wordml/sdtdatahash" xmlns:w16se="http://schemas.microsoft.com/office/word/2015/wordml/symex" xmlns:wpg="http://schemas.microsoft.com/office/word/2010/wordprocessingGroup" xmlns:wpi="http://schemas.microsoft.com/office/word/2010/wordprocessingInk" xmlns:wne="http://schemas.microsoft.com/office/word/2006/wordml" xmlns:wps="http://schemas.microsoft.com/office/word/2010/wordprocessingShape" mc:Ignorable="w14 w15 w16se w16cid w16 w16cex w16sdtdh wp14">
+<w:hdr xmlns:wpc="http://schemas.microsoft.com/office/word/2010/wordprocessingCanvas" xmlns:cx="http://schemas.microsoft.com/office/drawing/2014/chartex" xmlns:cx1="http://schemas.microsoft.com/office/drawing/2015/9/8/chartex" xmlns:cx2="http://schemas.microsoft.com/office/drawing/2015/10/21/chartex" xmlns:cx3="http://schemas.microsoft.com/office/drawing/2016/5/9/chartex" xmlns:cx4="http://schemas.microsoft.com/office/drawing/2016/5/10/chartex" xmlns:cx5="http://schemas.microsoft.com/office/drawing/2016/5/11/chartex" xmlns:cx6="http://schemas.microsoft.com/office/drawing/2016/5/12/chartex" xmlns:cx7="http://schemas.microsoft.com/office/drawing/2016/5/13/chartex" xmlns:cx8="http://schemas.microsoft.com/office/drawing/2016/5/14/chartex" xmlns:mc="http://schemas.openxmlformats.org/markup-compatibility/2006" xmlns:aink="http://schemas.microsoft.com/office/drawing/2016/ink" xmlns:am3d="http://schemas.microsoft.com/office/drawing/2017/model3d" xmlns:o="urn:schemas-microsoft-com:office:office" xmlns:oel="http://schemas.microsoft.com/office/2019/extlst" xmlns:r="http://schemas.openxmlformats.org/officeDocument/2006/relationships" xmlns:m="http://schemas.openxmlformats.org/officeDocument/2006/math" xmlns:v="urn:schemas-microsoft-com:vml" xmlns:wp14="http://schemas.microsoft.com/office/word/2010/wordprocessingDrawing" xmlns:wp="http://schemas.openxmlformats.org/drawingml/2006/wordprocessingDrawing" xmlns:w10="urn:schemas-microsoft-com:office:word" xmlns:w="http://schemas.openxmlformats.org/wordprocessingml/2006/main" xmlns:w14="http://schemas.microsoft.com/office/word/2010/wordml" xmlns:w15="http://schemas.microsoft.com/office/word/2012/wordml" xmlns:w16cex="http://schemas.microsoft.com/office/word/2018/wordml/cex" xmlns:w16cid="http://schemas.microsoft.com/office/word/2016/wordml/cid" xmlns:w16="http://schemas.microsoft.com/office/word/2018/wordml" xmlns:w16du="http://schemas.microsoft.com/office/word/2023/wordml/word16du" xmlns:w16sdtdh="http://schemas.microsoft.com/office/word/2020/wordml/sdtdatahash" xmlns:w16sdtfl="http://schemas.microsoft.com/office/word/2024/wordml/sdtformatlock" xmlns:w16se="http://schemas.microsoft.com/office/word/2015/wordml/symex" xmlns:wpg="http://schemas.microsoft.com/office/word/2010/wordprocessingGroup" xmlns:wpi="http://schemas.microsoft.com/office/word/2010/wordprocessingInk" xmlns:wne="http://schemas.microsoft.com/office/word/2006/wordml" xmlns:wps="http://schemas.microsoft.com/office/word/2010/wordprocessingShape" mc:Ignorable="w14 w15 w16se w16cid w16 w16cex w16sdtdh w16sdtfl w16du wp14">
   <w:p>
     <w:pPr>
       <w:pStyle w:val="Header"/>
@@ -1225,7 +1546,7 @@
 </file>
 
 <file path=word/header2.xml><?xml version="1.0" encoding="utf-8"?>
-<w:hdr xmlns:wpc="http://schemas.microsoft.com/office/word/2010/wordprocessingCanvas" xmlns:cx="http://schemas.microsoft.com/office/drawing/2014/chartex" xmlns:cx1="http://schemas.microsoft.com/office/drawing/2015/9/8/chartex" xmlns:cx2="http://schemas.microsoft.com/office/drawing/2015/10/21/chartex" xmlns:cx3="http://schemas.microsoft.com/office/drawing/2016/5/9/chartex" xmlns:cx4="http://schemas.microsoft.com/office/drawing/2016/5/10/chartex" xmlns:cx5="http://schemas.microsoft.com/office/drawing/2016/5/11/chartex" xmlns:cx6="http://schemas.microsoft.com/office/drawing/2016/5/12/chartex" xmlns:cx7="http://schemas.microsoft.com/office/drawing/2016/5/13/chartex" xmlns:cx8="http://schemas.microsoft.com/office/drawing/2016/5/14/chartex" xmlns:mc="http://schemas.openxmlformats.org/markup-compatibility/2006" xmlns:aink="http://schemas.microsoft.com/office/drawing/2016/ink" xmlns:am3d="http://schemas.microsoft.com/office/drawing/2017/model3d" xmlns:o="urn:schemas-microsoft-com:office:office" xmlns:oel="http://schemas.microsoft.com/office/2019/extlst" xmlns:r="http://schemas.openxmlformats.org/officeDocument/2006/relationships" xmlns:m="http://schemas.openxmlformats.org/officeDocument/2006/math" xmlns:v="urn:schemas-microsoft-com:vml" xmlns:wp14="http://schemas.microsoft.com/office/word/2010/wordprocessingDrawing" xmlns:wp="http://schemas.openxmlformats.org/drawingml/2006/wordprocessingDrawing" xmlns:w10="urn:schemas-microsoft-com:office:word" xmlns:w="http://schemas.openxmlformats.org/wordprocessingml/2006/main" xmlns:w14="http://schemas.microsoft.com/office/word/2010/wordml" xmlns:w15="http://schemas.microsoft.com/office/word/2012/wordml" xmlns:w16cex="http://schemas.microsoft.com/office/word/2018/wordml/cex" xmlns:w16cid="http://schemas.microsoft.com/office/word/2016/wordml/cid" xmlns:w16="http://schemas.microsoft.com/office/word/2018/wordml" xmlns:w16sdtdh="http://schemas.microsoft.com/office/word/2020/wordml/sdtdatahash" xmlns:w16se="http://schemas.microsoft.com/office/word/2015/wordml/symex" xmlns:wpg="http://schemas.microsoft.com/office/word/2010/wordprocessingGroup" xmlns:wpi="http://schemas.microsoft.com/office/word/2010/wordprocessingInk" xmlns:wne="http://schemas.microsoft.com/office/word/2006/wordml" xmlns:wps="http://schemas.microsoft.com/office/word/2010/wordprocessingShape" mc:Ignorable="w14 w15 w16se w16cid w16 w16cex w16sdtdh wp14">
+<w:hdr xmlns:wpc="http://schemas.microsoft.com/office/word/2010/wordprocessingCanvas" xmlns:cx="http://schemas.microsoft.com/office/drawing/2014/chartex" xmlns:cx1="http://schemas.microsoft.com/office/drawing/2015/9/8/chartex" xmlns:cx2="http://schemas.microsoft.com/office/drawing/2015/10/21/chartex" xmlns:cx3="http://schemas.microsoft.com/office/drawing/2016/5/9/chartex" xmlns:cx4="http://schemas.microsoft.com/office/drawing/2016/5/10/chartex" xmlns:cx5="http://schemas.microsoft.com/office/drawing/2016/5/11/chartex" xmlns:cx6="http://schemas.microsoft.com/office/drawing/2016/5/12/chartex" xmlns:cx7="http://schemas.microsoft.com/office/drawing/2016/5/13/chartex" xmlns:cx8="http://schemas.microsoft.com/office/drawing/2016/5/14/chartex" xmlns:mc="http://schemas.openxmlformats.org/markup-compatibility/2006" xmlns:aink="http://schemas.microsoft.com/office/drawing/2016/ink" xmlns:am3d="http://schemas.microsoft.com/office/drawing/2017/model3d" xmlns:o="urn:schemas-microsoft-com:office:office" xmlns:oel="http://schemas.microsoft.com/office/2019/extlst" xmlns:r="http://schemas.openxmlformats.org/officeDocument/2006/relationships" xmlns:m="http://schemas.openxmlformats.org/officeDocument/2006/math" xmlns:v="urn:schemas-microsoft-com:vml" xmlns:wp14="http://schemas.microsoft.com/office/word/2010/wordprocessingDrawing" xmlns:wp="http://schemas.openxmlformats.org/drawingml/2006/wordprocessingDrawing" xmlns:w10="urn:schemas-microsoft-com:office:word" xmlns:w="http://schemas.openxmlformats.org/wordprocessingml/2006/main" xmlns:w14="http://schemas.microsoft.com/office/word/2010/wordml" xmlns:w15="http://schemas.microsoft.com/office/word/2012/wordml" xmlns:w16cex="http://schemas.microsoft.com/office/word/2018/wordml/cex" xmlns:w16cid="http://schemas.microsoft.com/office/word/2016/wordml/cid" xmlns:w16="http://schemas.microsoft.com/office/word/2018/wordml" xmlns:w16du="http://schemas.microsoft.com/office/word/2023/wordml/word16du" xmlns:w16sdtdh="http://schemas.microsoft.com/office/word/2020/wordml/sdtdatahash" xmlns:w16sdtfl="http://schemas.microsoft.com/office/word/2024/wordml/sdtformatlock" xmlns:w16se="http://schemas.microsoft.com/office/word/2015/wordml/symex" xmlns:wpg="http://schemas.microsoft.com/office/word/2010/wordprocessingGroup" xmlns:wpi="http://schemas.microsoft.com/office/word/2010/wordprocessingInk" xmlns:wne="http://schemas.microsoft.com/office/word/2006/wordml" xmlns:wps="http://schemas.microsoft.com/office/word/2010/wordprocessingShape" mc:Ignorable="w14 w15 w16se w16cid w16 w16cex w16sdtdh w16sdtfl w16du wp14">
   <w:p>
     <w:pPr>
       <w:pStyle w:val="Header"/>
@@ -1236,7 +1557,7 @@
 </file>
 
 <file path=word/header3.xml><?xml version="1.0" encoding="utf-8"?>
-<w:hdr xmlns:wpc="http://schemas.microsoft.com/office/word/2010/wordprocessingCanvas" xmlns:cx="http://schemas.microsoft.com/office/drawing/2014/chartex" xmlns:cx1="http://schemas.microsoft.com/office/drawing/2015/9/8/chartex" xmlns:cx2="http://schemas.microsoft.com/office/drawing/2015/10/21/chartex" xmlns:cx3="http://schemas.microsoft.com/office/drawing/2016/5/9/chartex" xmlns:cx4="http://schemas.microsoft.com/office/drawing/2016/5/10/chartex" xmlns:cx5="http://schemas.microsoft.com/office/drawing/2016/5/11/chartex" xmlns:cx6="http://schemas.microsoft.com/office/drawing/2016/5/12/chartex" xmlns:cx7="http://schemas.microsoft.com/office/drawing/2016/5/13/chartex" xmlns:cx8="http://schemas.microsoft.com/office/drawing/2016/5/14/chartex" xmlns:mc="http://schemas.openxmlformats.org/markup-compatibility/2006" xmlns:aink="http://schemas.microsoft.com/office/drawing/2016/ink" xmlns:am3d="http://schemas.microsoft.com/office/drawing/2017/model3d" xmlns:o="urn:schemas-microsoft-com:office:office" xmlns:oel="http://schemas.microsoft.com/office/2019/extlst" xmlns:r="http://schemas.openxmlformats.org/officeDocument/2006/relationships" xmlns:m="http://schemas.openxmlformats.org/officeDocument/2006/math" xmlns:v="urn:schemas-microsoft-com:vml" xmlns:wp14="http://schemas.microsoft.com/office/word/2010/wordprocessingDrawing" xmlns:wp="http://schemas.openxmlformats.org/drawingml/2006/wordprocessingDrawing" xmlns:w10="urn:schemas-microsoft-com:office:word" xmlns:w="http://schemas.openxmlformats.org/wordprocessingml/2006/main" xmlns:w14="http://schemas.microsoft.com/office/word/2010/wordml" xmlns:w15="http://schemas.microsoft.com/office/word/2012/wordml" xmlns:w16cex="http://schemas.microsoft.com/office/word/2018/wordml/cex" xmlns:w16cid="http://schemas.microsoft.com/office/word/2016/wordml/cid" xmlns:w16="http://schemas.microsoft.com/office/word/2018/wordml" xmlns:w16sdtdh="http://schemas.microsoft.com/office/word/2020/wordml/sdtdatahash" xmlns:w16se="http://schemas.microsoft.com/office/word/2015/wordml/symex" xmlns:wpg="http://schemas.microsoft.com/office/word/2010/wordprocessingGroup" xmlns:wpi="http://schemas.microsoft.com/office/word/2010/wordprocessingInk" xmlns:wne="http://schemas.microsoft.com/office/word/2006/wordml" xmlns:wps="http://schemas.microsoft.com/office/word/2010/wordprocessingShape" mc:Ignorable="w14 w15 w16se w16cid w16 w16cex w16sdtdh wp14">
+<w:hdr xmlns:wpc="http://schemas.microsoft.com/office/word/2010/wordprocessingCanvas" xmlns:cx="http://schemas.microsoft.com/office/drawing/2014/chartex" xmlns:cx1="http://schemas.microsoft.com/office/drawing/2015/9/8/chartex" xmlns:cx2="http://schemas.microsoft.com/office/drawing/2015/10/21/chartex" xmlns:cx3="http://schemas.microsoft.com/office/drawing/2016/5/9/chartex" xmlns:cx4="http://schemas.microsoft.com/office/drawing/2016/5/10/chartex" xmlns:cx5="http://schemas.microsoft.com/office/drawing/2016/5/11/chartex" xmlns:cx6="http://schemas.microsoft.com/office/drawing/2016/5/12/chartex" xmlns:cx7="http://schemas.microsoft.com/office/drawing/2016/5/13/chartex" xmlns:cx8="http://schemas.microsoft.com/office/drawing/2016/5/14/chartex" xmlns:mc="http://schemas.openxmlformats.org/markup-compatibility/2006" xmlns:aink="http://schemas.microsoft.com/office/drawing/2016/ink" xmlns:am3d="http://schemas.microsoft.com/office/drawing/2017/model3d" xmlns:o="urn:schemas-microsoft-com:office:office" xmlns:oel="http://schemas.microsoft.com/office/2019/extlst" xmlns:r="http://schemas.openxmlformats.org/officeDocument/2006/relationships" xmlns:m="http://schemas.openxmlformats.org/officeDocument/2006/math" xmlns:v="urn:schemas-microsoft-com:vml" xmlns:wp14="http://schemas.microsoft.com/office/word/2010/wordprocessingDrawing" xmlns:wp="http://schemas.openxmlformats.org/drawingml/2006/wordprocessingDrawing" xmlns:w10="urn:schemas-microsoft-com:office:word" xmlns:w="http://schemas.openxmlformats.org/wordprocessingml/2006/main" xmlns:w14="http://schemas.microsoft.com/office/word/2010/wordml" xmlns:w15="http://schemas.microsoft.com/office/word/2012/wordml" xmlns:w16cex="http://schemas.microsoft.com/office/word/2018/wordml/cex" xmlns:w16cid="http://schemas.microsoft.com/office/word/2016/wordml/cid" xmlns:w16="http://schemas.microsoft.com/office/word/2018/wordml" xmlns:w16du="http://schemas.microsoft.com/office/word/2023/wordml/word16du" xmlns:w16sdtdh="http://schemas.microsoft.com/office/word/2020/wordml/sdtdatahash" xmlns:w16sdtfl="http://schemas.microsoft.com/office/word/2024/wordml/sdtformatlock" xmlns:w16se="http://schemas.microsoft.com/office/word/2015/wordml/symex" xmlns:wpg="http://schemas.microsoft.com/office/word/2010/wordprocessingGroup" xmlns:wpi="http://schemas.microsoft.com/office/word/2010/wordprocessingInk" xmlns:wne="http://schemas.microsoft.com/office/word/2006/wordml" xmlns:wps="http://schemas.microsoft.com/office/word/2010/wordprocessingShape" mc:Ignorable="w14 w15 w16se w16cid w16 w16cex w16sdtdh w16sdtfl w16du wp14">
   <w:p>
     <w:pPr>
       <w:pStyle w:val="Header"/>
@@ -1245,7 +1566,7 @@
     <w:r>
       <w:tab/>
       <w:tab/>
-      <w:t>2025-08-02</w:t>
+      <w:t>2026-07-12</w:t>
       <w:br/>
       <w:br/>
     </w:r>
@@ -1262,7 +1583,7 @@
 </file>
 
 <file path=word/numbering.xml><?xml version="1.0" encoding="utf-8"?>
-<w:numbering xmlns:wpc="http://schemas.microsoft.com/office/word/2010/wordprocessingCanvas" xmlns:cx="http://schemas.microsoft.com/office/drawing/2014/chartex" xmlns:cx1="http://schemas.microsoft.com/office/drawing/2015/9/8/chartex" xmlns:cx2="http://schemas.microsoft.com/office/drawing/2015/10/21/chartex" xmlns:cx3="http://schemas.microsoft.com/office/drawing/2016/5/9/chartex" xmlns:cx4="http://schemas.microsoft.com/office/drawing/2016/5/10/chartex" xmlns:cx5="http://schemas.microsoft.com/office/drawing/2016/5/11/chartex" xmlns:cx6="http://schemas.microsoft.com/office/drawing/2016/5/12/chartex" xmlns:cx7="http://schemas.microsoft.com/office/drawing/2016/5/13/chartex" xmlns:cx8="http://schemas.microsoft.com/office/drawing/2016/5/14/chartex" xmlns:mc="http://schemas.openxmlformats.org/markup-compatibility/2006" xmlns:aink="http://schemas.microsoft.com/office/drawing/2016/ink" xmlns:am3d="http://schemas.microsoft.com/office/drawing/2017/model3d" xmlns:o="urn:schemas-microsoft-com:office:office" xmlns:oel="http://schemas.microsoft.com/office/2019/extlst" xmlns:r="http://schemas.openxmlformats.org/officeDocument/2006/relationships" xmlns:m="http://schemas.openxmlformats.org/officeDocument/2006/math" xmlns:v="urn:schemas-microsoft-com:vml" xmlns:wp14="http://schemas.microsoft.com/office/word/2010/wordprocessingDrawing" xmlns:wp="http://schemas.openxmlformats.org/drawingml/2006/wordprocessingDrawing" xmlns:w10="urn:schemas-microsoft-com:office:word" xmlns:w="http://schemas.openxmlformats.org/wordprocessingml/2006/main" xmlns:w14="http://schemas.microsoft.com/office/word/2010/wordml" xmlns:w15="http://schemas.microsoft.com/office/word/2012/wordml" xmlns:w16cex="http://schemas.microsoft.com/office/word/2018/wordml/cex" xmlns:w16cid="http://schemas.microsoft.com/office/word/2016/wordml/cid" xmlns:w16="http://schemas.microsoft.com/office/word/2018/wordml" xmlns:w16sdtdh="http://schemas.microsoft.com/office/word/2020/wordml/sdtdatahash" xmlns:w16se="http://schemas.microsoft.com/office/word/2015/wordml/symex" xmlns:wpg="http://schemas.microsoft.com/office/word/2010/wordprocessingGroup" xmlns:wpi="http://schemas.microsoft.com/office/word/2010/wordprocessingInk" xmlns:wne="http://schemas.microsoft.com/office/word/2006/wordml" xmlns:wps="http://schemas.microsoft.com/office/word/2010/wordprocessingShape" mc:Ignorable="w14 w15 w16se w16cid w16 w16cex w16sdtdh wp14">
+<w:numbering xmlns:wpc="http://schemas.microsoft.com/office/word/2010/wordprocessingCanvas" xmlns:cx="http://schemas.microsoft.com/office/drawing/2014/chartex" xmlns:cx1="http://schemas.microsoft.com/office/drawing/2015/9/8/chartex" xmlns:cx2="http://schemas.microsoft.com/office/drawing/2015/10/21/chartex" xmlns:cx3="http://schemas.microsoft.com/office/drawing/2016/5/9/chartex" xmlns:cx4="http://schemas.microsoft.com/office/drawing/2016/5/10/chartex" xmlns:cx5="http://schemas.microsoft.com/office/drawing/2016/5/11/chartex" xmlns:cx6="http://schemas.microsoft.com/office/drawing/2016/5/12/chartex" xmlns:cx7="http://schemas.microsoft.com/office/drawing/2016/5/13/chartex" xmlns:cx8="http://schemas.microsoft.com/office/drawing/2016/5/14/chartex" xmlns:mc="http://schemas.openxmlformats.org/markup-compatibility/2006" xmlns:aink="http://schemas.microsoft.com/office/drawing/2016/ink" xmlns:am3d="http://schemas.microsoft.com/office/drawing/2017/model3d" xmlns:o="urn:schemas-microsoft-com:office:office" xmlns:oel="http://schemas.microsoft.com/office/2019/extlst" xmlns:r="http://schemas.openxmlformats.org/officeDocument/2006/relationships" xmlns:m="http://schemas.openxmlformats.org/officeDocument/2006/math" xmlns:v="urn:schemas-microsoft-com:vml" xmlns:wp14="http://schemas.microsoft.com/office/word/2010/wordprocessingDrawing" xmlns:wp="http://schemas.openxmlformats.org/drawingml/2006/wordprocessingDrawing" xmlns:w10="urn:schemas-microsoft-com:office:word" xmlns:w="http://schemas.openxmlformats.org/wordprocessingml/2006/main" xmlns:w14="http://schemas.microsoft.com/office/word/2010/wordml" xmlns:w15="http://schemas.microsoft.com/office/word/2012/wordml" xmlns:w16cex="http://schemas.microsoft.com/office/word/2018/wordml/cex" xmlns:w16cid="http://schemas.microsoft.com/office/word/2016/wordml/cid" xmlns:w16="http://schemas.microsoft.com/office/word/2018/wordml" xmlns:w16du="http://schemas.microsoft.com/office/word/2023/wordml/word16du" xmlns:w16sdtdh="http://schemas.microsoft.com/office/word/2020/wordml/sdtdatahash" xmlns:w16sdtfl="http://schemas.microsoft.com/office/word/2024/wordml/sdtformatlock" xmlns:w16se="http://schemas.microsoft.com/office/word/2015/wordml/symex" xmlns:wpg="http://schemas.microsoft.com/office/word/2010/wordprocessingGroup" xmlns:wpi="http://schemas.microsoft.com/office/word/2010/wordprocessingInk" xmlns:wne="http://schemas.microsoft.com/office/word/2006/wordml" xmlns:wps="http://schemas.microsoft.com/office/word/2010/wordprocessingShape" mc:Ignorable="w14 w15 w16se w16cid w16 w16cex w16sdtdh w16sdtfl w16du wp14">
   <w:abstractNum w:abstractNumId="0" w15:restartNumberingAfterBreak="0">
     <w:nsid w:val="FFFFFF7C"/>
     <w:multiLevelType w:val="singleLevel"/>
@@ -1465,7 +1786,7 @@
 </file>
 
 <file path=word/styles.xml><?xml version="1.0" encoding="utf-8"?>
-<w:styles xmlns:mc="http://schemas.openxmlformats.org/markup-compatibility/2006" xmlns:r="http://schemas.openxmlformats.org/officeDocument/2006/relationships" xmlns:w="http://schemas.openxmlformats.org/wordprocessingml/2006/main" xmlns:w14="http://schemas.microsoft.com/office/word/2010/wordml" xmlns:w15="http://schemas.microsoft.com/office/word/2012/wordml" xmlns:w16cex="http://schemas.microsoft.com/office/word/2018/wordml/cex" xmlns:w16cid="http://schemas.microsoft.com/office/word/2016/wordml/cid" xmlns:w16="http://schemas.microsoft.com/office/word/2018/wordml" xmlns:w16sdtdh="http://schemas.microsoft.com/office/word/2020/wordml/sdtdatahash" xmlns:w16se="http://schemas.microsoft.com/office/word/2015/wordml/symex" mc:Ignorable="w14 w15 w16se w16cid w16 w16cex w16sdtdh">
+<w:styles xmlns:mc="http://schemas.openxmlformats.org/markup-compatibility/2006" xmlns:r="http://schemas.openxmlformats.org/officeDocument/2006/relationships" xmlns:w="http://schemas.openxmlformats.org/wordprocessingml/2006/main" xmlns:w14="http://schemas.microsoft.com/office/word/2010/wordml" xmlns:w15="http://schemas.microsoft.com/office/word/2012/wordml" xmlns:w16cex="http://schemas.microsoft.com/office/word/2018/wordml/cex" xmlns:w16cid="http://schemas.microsoft.com/office/word/2016/wordml/cid" xmlns:w16="http://schemas.microsoft.com/office/word/2018/wordml" xmlns:w16du="http://schemas.microsoft.com/office/word/2023/wordml/word16du" xmlns:w16sdtdh="http://schemas.microsoft.com/office/word/2020/wordml/sdtdatahash" xmlns:w16sdtfl="http://schemas.microsoft.com/office/word/2024/wordml/sdtformatlock" xmlns:w16se="http://schemas.microsoft.com/office/word/2015/wordml/symex" mc:Ignorable="w14 w15 w16se w16cid w16 w16cex w16sdtdh w16sdtfl w16du">
   <w:docDefaults>
     <w:rPrDefault>
       <w:rPr>
@@ -2223,7 +2544,7 @@
     <w:link w:val="TitleChar"/>
     <w:uiPriority w:val="10"/>
     <w:qFormat/>
-    <w:rsid w:val="007106C8"/>
+    <w:rsid w:val="00E854FA"/>
     <w:pPr>
       <w:spacing w:after="300" w:line="240" w:lineRule="auto"/>
       <w:contextualSpacing/>
@@ -2233,7 +2554,7 @@
       <w:rFonts w:eastAsiaTheme="majorEastAsia" w:cstheme="majorBidi"/>
       <w:spacing w:val="5"/>
       <w:kern w:val="28"/>
-      <w:sz w:val="52"/>
+      <w:sz w:val="40"/>
       <w:szCs w:val="52"/>
       <w:lang w:val="sv-SE" w:eastAsia="en-US" w:bidi="ar-SA"/>
     </w:rPr>
@@ -2243,12 +2564,12 @@
     <w:basedOn w:val="DefaultParagraphFont"/>
     <w:link w:val="Title"/>
     <w:uiPriority w:val="10"/>
-    <w:rsid w:val="007106C8"/>
+    <w:rsid w:val="00E854FA"/>
     <w:rPr>
       <w:rFonts w:ascii="Times New Roman" w:eastAsiaTheme="majorEastAsia" w:hAnsi="Times New Roman" w:cstheme="majorBidi"/>
       <w:spacing w:val="5"/>
       <w:kern w:val="28"/>
-      <w:sz w:val="52"/>
+      <w:sz w:val="40"/>
       <w:szCs w:val="52"/>
       <w:lang w:val="sv-SE" w:eastAsia="en-US" w:bidi="ar-SA"/>
     </w:rPr>

--- a/klagomål/Aspmyrbäcken FSC-klagomål.docx
+++ b/klagomål/Aspmyrbäcken FSC-klagomål.docx
@@ -1571,7 +1571,7 @@
       <w:br/>
     </w:r>
     <w:r>
-      <w:t>Till:</w:t>
+      <w:t>Till: Sveaskog</w:t>
       <w:br/>
     </w:r>
     <w:r>

--- a/klagomål/Aspmyrbäcken FSC-klagomål.docx
+++ b/klagomål/Aspmyrbäcken FSC-klagomål.docx
@@ -168,7 +168,7 @@
     </w:p>
     <w:p>
       <w:r>
-        <w:t>Detta klagomål behandlar höga naturvärden i avverkningsanmälan Aspmyrbäcken i Bjurholms kommun som inkom 2026-07-12 och omfattar 356,4 ha.</w:t>
+        <w:t>Detta klagomål behandlar höga naturvärden i avverkningsanmälan Aspmyrbäcken i Bjurholms kommun som inkom 2026-07-13 och omfattar 356,4 ha.</w:t>
       </w:r>
     </w:p>
     <w:p>
@@ -1566,7 +1566,7 @@
     <w:r>
       <w:tab/>
       <w:tab/>
-      <w:t>2026-07-12</w:t>
+      <w:t>2026-07-13</w:t>
       <w:br/>
       <w:br/>
     </w:r>

--- a/klagomål/Aspmyrbäcken FSC-klagomål.docx
+++ b/klagomål/Aspmyrbäcken FSC-klagomål.docx
@@ -168,7 +168,7 @@
     </w:p>
     <w:p>
       <w:r>
-        <w:t>Detta klagomål behandlar höga naturvärden i avverkningsanmälan Aspmyrbäcken i Bjurholms kommun som inkom 2026-07-13 och omfattar 356,4 ha.</w:t>
+        <w:t>Detta klagomål behandlar höga naturvärden i avverkningsanmälan Aspmyrbäcken i Bjurholms kommun som inkom 2026-07-14 och omfattar 356,4 ha.</w:t>
       </w:r>
     </w:p>
     <w:p>
@@ -1566,7 +1566,7 @@
     <w:r>
       <w:tab/>
       <w:tab/>
-      <w:t>2026-07-13</w:t>
+      <w:t>2026-07-14</w:t>
       <w:br/>
       <w:br/>
     </w:r>

--- a/klagomål/Aspmyrbäcken FSC-klagomål.docx
+++ b/klagomål/Aspmyrbäcken FSC-klagomål.docx
@@ -168,7 +168,7 @@
     </w:p>
     <w:p>
       <w:r>
-        <w:t>Detta klagomål behandlar höga naturvärden i avverkningsanmälan Aspmyrbäcken i Bjurholms kommun som inkom 2026-07-14 och omfattar 356,4 ha.</w:t>
+        <w:t>Detta klagomål behandlar höga naturvärden i avverkningsanmälan Aspmyrbäcken i Bjurholms kommun som inkom 2026-07-15 och omfattar 356,4 ha.</w:t>
       </w:r>
     </w:p>
     <w:p>
@@ -1566,7 +1566,7 @@
     <w:r>
       <w:tab/>
       <w:tab/>
-      <w:t>2026-07-14</w:t>
+      <w:t>2026-07-15</w:t>
       <w:br/>
       <w:br/>
     </w:r>

--- a/klagomål/Aspmyrbäcken FSC-klagomål.docx
+++ b/klagomål/Aspmyrbäcken FSC-klagomål.docx
@@ -168,7 +168,7 @@
     </w:p>
     <w:p>
       <w:r>
-        <w:t>Detta klagomål behandlar höga naturvärden i avverkningsanmälan Aspmyrbäcken i Bjurholms kommun som inkom 2026-07-15 och omfattar 356,4 ha.</w:t>
+        <w:t>Detta klagomål behandlar höga naturvärden i avverkningsanmälan Aspmyrbäcken i Bjurholms kommun som inkom 2026-07-16 och omfattar 356,4 ha.</w:t>
       </w:r>
     </w:p>
     <w:p>
@@ -1566,7 +1566,7 @@
     <w:r>
       <w:tab/>
       <w:tab/>
-      <w:t>2026-07-15</w:t>
+      <w:t>2026-07-16</w:t>
       <w:br/>
       <w:br/>
     </w:r>

--- a/klagomål/Aspmyrbäcken FSC-klagomål.docx
+++ b/klagomål/Aspmyrbäcken FSC-klagomål.docx
@@ -1566,7 +1566,7 @@
     <w:r>
       <w:tab/>
       <w:tab/>
-      <w:t>2026-07-16</w:t>
+      <w:t>2026-07-17</w:t>
       <w:br/>
       <w:br/>
     </w:r>

--- a/klagomål/Aspmyrbäcken FSC-klagomål.docx
+++ b/klagomål/Aspmyrbäcken FSC-klagomål.docx
@@ -168,7 +168,7 @@
     </w:p>
     <w:p>
       <w:r>
-        <w:t>Detta klagomål behandlar höga naturvärden i avverkningsanmälan Aspmyrbäcken i Bjurholms kommun som inkom 2026-07-16 och omfattar 356,4 ha.</w:t>
+        <w:t>Detta klagomål behandlar höga naturvärden i avverkningsanmälan Aspmyrbäcken i Bjurholms kommun som inkom 2026-07-17 och omfattar 356,4 ha.</w:t>
       </w:r>
     </w:p>
     <w:p>

--- a/klagomål/Aspmyrbäcken FSC-klagomål.docx
+++ b/klagomål/Aspmyrbäcken FSC-klagomål.docx
@@ -1566,7 +1566,7 @@
     <w:r>
       <w:tab/>
       <w:tab/>
-      <w:t>2026-07-17</w:t>
+      <w:t>2026-07-18</w:t>
       <w:br/>
       <w:br/>
     </w:r>

--- a/klagomål/Aspmyrbäcken FSC-klagomål.docx
+++ b/klagomål/Aspmyrbäcken FSC-klagomål.docx
@@ -168,7 +168,7 @@
     </w:p>
     <w:p>
       <w:r>
-        <w:t>Detta klagomål behandlar höga naturvärden i avverkningsanmälan Aspmyrbäcken i Bjurholms kommun som inkom 2026-07-17 och omfattar 356,4 ha.</w:t>
+        <w:t>Detta klagomål behandlar höga naturvärden i avverkningsanmälan Aspmyrbäcken i Bjurholms kommun som inkom 2026-07-18 och omfattar 356,4 ha.</w:t>
       </w:r>
     </w:p>
     <w:p>

--- a/klagomål/Aspmyrbäcken FSC-klagomål.docx
+++ b/klagomål/Aspmyrbäcken FSC-klagomål.docx
@@ -168,7 +168,7 @@
     </w:p>
     <w:p>
       <w:r>
-        <w:t>Detta klagomål behandlar höga naturvärden i avverkningsanmälan Aspmyrbäcken i Bjurholms kommun som inkom 2026-07-18 och omfattar 356,4 ha.</w:t>
+        <w:t>Detta klagomål behandlar höga naturvärden i avverkningsanmälan Aspmyrbäcken i Bjurholms kommun som inkom 2026-07-19 och omfattar 356,4 ha.</w:t>
       </w:r>
     </w:p>
     <w:p>
@@ -1566,7 +1566,7 @@
     <w:r>
       <w:tab/>
       <w:tab/>
-      <w:t>2026-07-18</w:t>
+      <w:t>2026-07-19</w:t>
       <w:br/>
       <w:br/>
     </w:r>

--- a/klagomål/Aspmyrbäcken FSC-klagomål.docx
+++ b/klagomål/Aspmyrbäcken FSC-klagomål.docx
@@ -1566,7 +1566,7 @@
     <w:r>
       <w:tab/>
       <w:tab/>
-      <w:t>2026-07-19</w:t>
+      <w:t>2026-07-20</w:t>
       <w:br/>
       <w:br/>
     </w:r>

--- a/klagomål/Aspmyrbäcken FSC-klagomål.docx
+++ b/klagomål/Aspmyrbäcken FSC-klagomål.docx
@@ -168,7 +168,7 @@
     </w:p>
     <w:p>
       <w:r>
-        <w:t>Detta klagomål behandlar höga naturvärden i avverkningsanmälan Aspmyrbäcken i Bjurholms kommun som inkom 2026-07-19 och omfattar 356,4 ha.</w:t>
+        <w:t>Detta klagomål behandlar höga naturvärden i avverkningsanmälan Aspmyrbäcken i Bjurholms kommun som inkom 2026-07-20 och omfattar 356,4 ha.</w:t>
       </w:r>
     </w:p>
     <w:p>
